--- a/docs/价值链物理学：基于非独立同分布（Non-IID）的开放复杂巨系统形式化证明与全域可计算性研究.docx
+++ b/docs/价值链物理学：基于非独立同分布（Non-IID）的开放复杂巨系统形式化证明与全域可计算性研究.docx
@@ -100,8 +100,692 @@
     </w:p>
     <w:p>
       <w:r>
-        <w:pict w14:anchorId="21A39A86">
+        <w:pict w14:anchorId="196C869A">
           <v:rect id="_x0000_i1025" style="width:0;height:1.5pt" o:hralign="center" o:hrstd="t" o:hr="t"/>
+        </w:pict>
+      </w:r>
+    </w:p>
+    <w:p>
+      <w:pPr>
+        <w:pStyle w:val="3"/>
+      </w:pPr>
+      <w:bookmarkStart w:id="2" w:name="摘要"/>
+      <w:bookmarkEnd w:id="1"/>
+      <w:r>
+        <w:rPr>
+          <w:rFonts w:hint="eastAsia"/>
+        </w:rPr>
+        <w:t>【摘要】</w:t>
+      </w:r>
+    </w:p>
+    <w:p>
+      <w:pPr>
+        <w:pStyle w:val="FirstParagraph"/>
+      </w:pPr>
+      <w:r>
+        <w:rPr>
+          <w:rFonts w:hint="eastAsia"/>
+        </w:rPr>
+        <w:t>全球离散制造企业在数字化转型中普遍遭遇“信息技术生产率悖论”：数字化投入持续攀升，而制造业平均资本回报率（</w:t>
+      </w:r>
+      <w:r>
+        <w:rPr>
+          <w:rFonts w:hint="eastAsia"/>
+        </w:rPr>
+        <w:t>ROIC</w:t>
+      </w:r>
+      <w:r>
+        <w:rPr>
+          <w:rFonts w:hint="eastAsia"/>
+        </w:rPr>
+        <w:t>）却显著衰退，大量项目陷入局部优化与系统失稳。本文认为，该悖论的根源在于管理学界与工程界长期依赖独立同分布（</w:t>
+      </w:r>
+      <w:r>
+        <w:rPr>
+          <w:rFonts w:hint="eastAsia"/>
+        </w:rPr>
+        <w:t>IID</w:t>
+      </w:r>
+      <w:r>
+        <w:rPr>
+          <w:rFonts w:hint="eastAsia"/>
+        </w:rPr>
+        <w:t>）的还原论假设，割裂了采购、生产、销售等业务职能；而在实体价值网络中，物料齐套、设备产能、订单交期与资金流向呈现极强的非独立同分布（</w:t>
+      </w:r>
+      <w:r>
+        <w:rPr>
+          <w:rFonts w:hint="eastAsia"/>
+        </w:rPr>
+        <w:t>Non-IID</w:t>
+      </w:r>
+      <w:r>
+        <w:rPr>
+          <w:rFonts w:hint="eastAsia"/>
+        </w:rPr>
+        <w:t>）拓扑纠缠，系统本质上是钱学森先生所定义的开放复杂巨系统（</w:t>
+      </w:r>
+      <w:r>
+        <w:rPr>
+          <w:rFonts w:hint="eastAsia"/>
+        </w:rPr>
+        <w:t>OCGS</w:t>
+      </w:r>
+      <w:r>
+        <w:rPr>
+          <w:rFonts w:hint="eastAsia"/>
+        </w:rPr>
+        <w:t>）。本文确立了以</w:t>
+      </w:r>
+      <w:r>
+        <w:t xml:space="preserve"> Non-IID </w:t>
+      </w:r>
+      <w:r>
+        <w:rPr>
+          <w:rFonts w:hint="eastAsia"/>
+        </w:rPr>
+        <w:t>物理实在为基石的“价值链物理学”（</w:t>
+      </w:r>
+      <w:r>
+        <w:rPr>
+          <w:rFonts w:hint="eastAsia"/>
+        </w:rPr>
+        <w:t>Value</w:t>
+      </w:r>
+      <w:r>
+        <w:t xml:space="preserve"> Chain </w:t>
+      </w:r>
+      <w:r>
+        <w:rPr>
+          <w:rFonts w:hint="eastAsia"/>
+        </w:rPr>
+        <w:t>Physics</w:t>
+      </w:r>
+      <w:r>
+        <w:rPr>
+          <w:rFonts w:hint="eastAsia"/>
+        </w:rPr>
+        <w:t>）解算体系：第一，揭示并证明了“矢量对消律”，指出各部门局部自利寻优必然引发控制矢量的非正交干涉，耗散为内部摩擦废热（</w:t>
+      </w:r>
+      <m:oMath>
+        <m:r>
+          <m:rPr>
+            <m:sty m:val="p"/>
+          </m:rPr>
+          <w:rPr>
+            <w:rFonts w:ascii="Cambria Math" w:hAnsi="Cambria Math"/>
+          </w:rPr>
+          <m:t>Δ</m:t>
+        </m:r>
+        <m:sSub>
+          <m:sSubPr>
+            <m:ctrlPr>
+              <w:rPr>
+                <w:rFonts w:ascii="Cambria Math" w:hAnsi="Cambria Math"/>
+              </w:rPr>
+            </m:ctrlPr>
+          </m:sSubPr>
+          <m:e>
+            <m:r>
+              <w:rPr>
+                <w:rFonts w:ascii="Cambria Math" w:hAnsi="Cambria Math"/>
+              </w:rPr>
+              <m:t>W</m:t>
+            </m:r>
+          </m:e>
+          <m:sub>
+            <m:r>
+              <m:rPr>
+                <m:nor/>
+              </m:rPr>
+              <m:t>heat</m:t>
+            </m:r>
+          </m:sub>
+        </m:sSub>
+        <m:r>
+          <m:rPr>
+            <m:sty m:val="p"/>
+          </m:rPr>
+          <w:rPr>
+            <w:rFonts w:ascii="Cambria Math" w:hAnsi="Cambria Math"/>
+          </w:rPr>
+          <m:t>≥</m:t>
+        </m:r>
+        <m:r>
+          <w:rPr>
+            <w:rFonts w:ascii="Cambria Math" w:hAnsi="Cambria Math"/>
+          </w:rPr>
+          <m:t>0</m:t>
+        </m:r>
+      </m:oMath>
+      <w:r>
+        <w:rPr>
+          <w:rFonts w:hint="eastAsia"/>
+        </w:rPr>
+        <w:t>），将企业锁死于低效纳什均衡；第二，提出由全息数据模型与动态演化算法构成的“五维双螺旋架构”，通过先验划界算符</w:t>
+      </w:r>
+      <w:r>
+        <w:t xml:space="preserve"> </w:t>
+      </w:r>
+      <m:oMath>
+        <m:r>
+          <m:rPr>
+            <m:sty m:val="p"/>
+          </m:rPr>
+          <w:rPr>
+            <w:rFonts w:ascii="Cambria Math" w:hAnsi="Cambria Math"/>
+          </w:rPr>
+          <m:t>Π</m:t>
+        </m:r>
+      </m:oMath>
+      <w:r>
+        <w:t xml:space="preserve"> </w:t>
+      </w:r>
+      <w:r>
+        <w:rPr>
+          <w:rFonts w:hint="eastAsia"/>
+        </w:rPr>
+        <w:t>与刚性流形</w:t>
+      </w:r>
+      <w:r>
+        <w:t xml:space="preserve"> </w:t>
+      </w:r>
+      <m:oMath>
+        <m:sSub>
+          <m:sSubPr>
+            <m:ctrlPr>
+              <w:rPr>
+                <w:rFonts w:ascii="Cambria Math" w:hAnsi="Cambria Math"/>
+              </w:rPr>
+            </m:ctrlPr>
+          </m:sSubPr>
+          <m:e>
+            <m:r>
+              <m:rPr>
+                <m:sty m:val="p"/>
+              </m:rPr>
+              <w:rPr>
+                <w:rFonts w:ascii="Cambria Math" w:hAnsi="Cambria Math"/>
+              </w:rPr>
+              <m:t>Π</m:t>
+            </m:r>
+          </m:e>
+          <m:sub>
+            <m:r>
+              <m:rPr>
+                <m:sty m:val="p"/>
+              </m:rPr>
+              <w:rPr>
+                <w:rFonts w:ascii="Cambria Math" w:hAnsi="Cambria Math"/>
+              </w:rPr>
+              <m:t>⊥</m:t>
+            </m:r>
+          </m:sub>
+        </m:sSub>
+      </m:oMath>
+      <w:r>
+        <w:t xml:space="preserve"> </w:t>
+      </w:r>
+      <w:r>
+        <w:rPr>
+          <w:rFonts w:hint="eastAsia"/>
+        </w:rPr>
+        <w:t>剥离非正交内耗自由度，将阶乘级相空间搜索复杂度</w:t>
+      </w:r>
+      <w:r>
+        <w:t xml:space="preserve"> </w:t>
+      </w:r>
+      <m:oMath>
+        <m:r>
+          <m:rPr>
+            <m:scr m:val="script"/>
+            <m:sty m:val="p"/>
+          </m:rPr>
+          <w:rPr>
+            <w:rFonts w:ascii="Cambria Math" w:hAnsi="Cambria Math"/>
+          </w:rPr>
+          <m:t>O</m:t>
+        </m:r>
+        <m:r>
+          <m:rPr>
+            <m:sty m:val="p"/>
+          </m:rPr>
+          <w:rPr>
+            <w:rFonts w:ascii="Cambria Math" w:hAnsi="Cambria Math"/>
+          </w:rPr>
+          <m:t>(</m:t>
+        </m:r>
+        <m:r>
+          <w:rPr>
+            <w:rFonts w:ascii="Cambria Math" w:hAnsi="Cambria Math"/>
+          </w:rPr>
+          <m:t>N</m:t>
+        </m:r>
+        <m:r>
+          <m:rPr>
+            <m:sty m:val="p"/>
+          </m:rPr>
+          <w:rPr>
+            <w:rFonts w:ascii="Cambria Math" w:hAnsi="Cambria Math"/>
+          </w:rPr>
+          <m:t>!)</m:t>
+        </m:r>
+      </m:oMath>
+      <w:r>
+        <w:t xml:space="preserve"> </w:t>
+      </w:r>
+      <w:r>
+        <w:rPr>
+          <w:rFonts w:hint="eastAsia"/>
+        </w:rPr>
+        <w:t>剪枝压缩至经验多项式界</w:t>
+      </w:r>
+      <w:r>
+        <w:t xml:space="preserve"> </w:t>
+      </w:r>
+      <m:oMath>
+        <m:r>
+          <m:rPr>
+            <m:scr m:val="script"/>
+            <m:sty m:val="p"/>
+          </m:rPr>
+          <w:rPr>
+            <w:rFonts w:ascii="Cambria Math" w:hAnsi="Cambria Math"/>
+          </w:rPr>
+          <m:t>O</m:t>
+        </m:r>
+        <m:r>
+          <m:rPr>
+            <m:sty m:val="p"/>
+          </m:rPr>
+          <w:rPr>
+            <w:rFonts w:ascii="Cambria Math" w:hAnsi="Cambria Math"/>
+          </w:rPr>
+          <m:t>(</m:t>
+        </m:r>
+        <m:r>
+          <w:rPr>
+            <w:rFonts w:ascii="Cambria Math" w:hAnsi="Cambria Math"/>
+          </w:rPr>
+          <m:t>N</m:t>
+        </m:r>
+        <m:r>
+          <m:rPr>
+            <m:sty m:val="p"/>
+          </m:rPr>
+          <w:rPr>
+            <w:rFonts w:ascii="Cambria Math" w:hAnsi="Cambria Math"/>
+          </w:rPr>
+          <m:t>log</m:t>
+        </m:r>
+        <m:r>
+          <w:rPr>
+            <w:rFonts w:ascii="Cambria Math" w:hAnsi="Cambria Math"/>
+          </w:rPr>
+          <m:t>N</m:t>
+        </m:r>
+        <m:r>
+          <m:rPr>
+            <m:sty m:val="p"/>
+          </m:rPr>
+          <w:rPr>
+            <w:rFonts w:ascii="Cambria Math" w:hAnsi="Cambria Math"/>
+          </w:rPr>
+          <m:t>)</m:t>
+        </m:r>
+      </m:oMath>
+      <w:r>
+        <w:rPr>
+          <w:rFonts w:hint="eastAsia"/>
+        </w:rPr>
+        <w:t>；第三，引入合规域紧支撑投影算子</w:t>
+      </w:r>
+      <w:r>
+        <w:t xml:space="preserve"> </w:t>
+      </w:r>
+      <m:oMath>
+        <m:sSub>
+          <m:sSubPr>
+            <m:ctrlPr>
+              <w:rPr>
+                <w:rFonts w:ascii="Cambria Math" w:hAnsi="Cambria Math"/>
+              </w:rPr>
+            </m:ctrlPr>
+          </m:sSubPr>
+          <m:e>
+            <m:r>
+              <w:rPr>
+                <w:rFonts w:ascii="Cambria Math" w:hAnsi="Cambria Math"/>
+              </w:rPr>
+              <m:t>E</m:t>
+            </m:r>
+          </m:e>
+          <m:sub>
+            <m:r>
+              <m:rPr>
+                <m:nor/>
+              </m:rPr>
+              <m:t>supp</m:t>
+            </m:r>
+          </m:sub>
+        </m:sSub>
+      </m:oMath>
+      <w:r>
+        <w:rPr>
+          <w:rFonts w:hint="eastAsia"/>
+        </w:rPr>
+        <w:t>（良知算子）封顶残差方差以阻断</w:t>
+      </w:r>
+      <w:r>
+        <w:t xml:space="preserve"> Goodhart </w:t>
+      </w:r>
+      <w:r>
+        <w:rPr>
+          <w:rFonts w:hint="eastAsia"/>
+        </w:rPr>
+        <w:t>崩溃，并证明了物理失稳窗口有限截断条件下的多项式闭环可计算性（</w:t>
+      </w:r>
+      <m:oMath>
+        <m:r>
+          <w:rPr>
+            <w:rFonts w:ascii="Cambria Math" w:hAnsi="Cambria Math"/>
+          </w:rPr>
+          <m:t>T</m:t>
+        </m:r>
+        <m:r>
+          <m:rPr>
+            <m:sty m:val="p"/>
+          </m:rPr>
+          <w:rPr>
+            <w:rFonts w:ascii="Cambria Math" w:hAnsi="Cambria Math"/>
+          </w:rPr>
+          <m:t>(</m:t>
+        </m:r>
+        <m:r>
+          <w:rPr>
+            <w:rFonts w:ascii="Cambria Math" w:hAnsi="Cambria Math"/>
+          </w:rPr>
+          <m:t>N</m:t>
+        </m:r>
+        <m:r>
+          <m:rPr>
+            <m:sty m:val="p"/>
+          </m:rPr>
+          <w:rPr>
+            <w:rFonts w:ascii="Cambria Math" w:hAnsi="Cambria Math"/>
+          </w:rPr>
+          <m:t>)≤</m:t>
+        </m:r>
+        <m:sSub>
+          <m:sSubPr>
+            <m:ctrlPr>
+              <w:rPr>
+                <w:rFonts w:ascii="Cambria Math" w:hAnsi="Cambria Math"/>
+              </w:rPr>
+            </m:ctrlPr>
+          </m:sSubPr>
+          <m:e>
+            <m:r>
+              <w:rPr>
+                <w:rFonts w:ascii="Cambria Math" w:hAnsi="Cambria Math"/>
+              </w:rPr>
+              <m:t>τ</m:t>
+            </m:r>
+          </m:e>
+          <m:sub>
+            <m:r>
+              <m:rPr>
+                <m:nor/>
+              </m:rPr>
+              <m:t>phy</m:t>
+            </m:r>
+          </m:sub>
+        </m:sSub>
+        <m:r>
+          <m:rPr>
+            <m:sty m:val="p"/>
+          </m:rPr>
+          <w:rPr>
+            <w:rFonts w:ascii="Cambria Math" w:hAnsi="Cambria Math"/>
+          </w:rPr>
+          <m:t>&lt;+∞</m:t>
+        </m:r>
+      </m:oMath>
+      <w:r>
+        <w:rPr>
+          <w:rFonts w:hint="eastAsia"/>
+        </w:rPr>
+        <w:t>）与绝对最优稳态收敛性。在此基础上，本文对钱学森开放复杂巨系统（</w:t>
+      </w:r>
+      <w:r>
+        <w:rPr>
+          <w:rFonts w:hint="eastAsia"/>
+        </w:rPr>
+        <w:t>OCGS</w:t>
+      </w:r>
+      <w:r>
+        <w:rPr>
+          <w:rFonts w:hint="eastAsia"/>
+        </w:rPr>
+        <w:t>）三大核心原则给出了形式化数学证明——证明了总体设计部打破纳什死锁的必要条件与配合刚性势垒的充分条件、综合集成研讨厅（</w:t>
+      </w:r>
+      <w:r>
+        <w:rPr>
+          <w:rFonts w:hint="eastAsia"/>
+        </w:rPr>
+        <w:t>HWME</w:t>
+      </w:r>
+      <w:r>
+        <w:rPr>
+          <w:rFonts w:hint="eastAsia"/>
+        </w:rPr>
+        <w:t>）在因果特征线正交剪枝下的闭环可计算性充分机制，以及人机结合中人类二阶元认知修宪算子</w:t>
+      </w:r>
+      <w:r>
+        <w:t xml:space="preserve"> </w:t>
+      </w:r>
+      <m:oMath>
+        <m:sSub>
+          <m:sSubPr>
+            <m:ctrlPr>
+              <w:rPr>
+                <w:rFonts w:ascii="Cambria Math" w:hAnsi="Cambria Math"/>
+              </w:rPr>
+            </m:ctrlPr>
+          </m:sSubPr>
+          <m:e>
+            <m:r>
+              <m:rPr>
+                <m:sty m:val="p"/>
+              </m:rPr>
+              <w:rPr>
+                <w:rFonts w:ascii="Cambria Math" w:hAnsi="Cambria Math"/>
+              </w:rPr>
+              <m:t>Φ</m:t>
+            </m:r>
+          </m:e>
+          <m:sub>
+            <m:r>
+              <m:rPr>
+                <m:nor/>
+              </m:rPr>
+              <m:t>Human</m:t>
+            </m:r>
+          </m:sub>
+        </m:sSub>
+      </m:oMath>
+      <w:r>
+        <w:t xml:space="preserve"> </w:t>
+      </w:r>
+      <w:r>
+        <w:rPr>
+          <w:rFonts w:hint="eastAsia"/>
+        </w:rPr>
+        <w:t>打破硅基内界闭锁的必要条件与全局做功算子</w:t>
+      </w:r>
+      <w:r>
+        <w:t xml:space="preserve"> </w:t>
+      </w:r>
+      <m:oMath>
+        <m:sSub>
+          <m:sSubPr>
+            <m:ctrlPr>
+              <w:rPr>
+                <w:rFonts w:ascii="Cambria Math" w:hAnsi="Cambria Math"/>
+              </w:rPr>
+            </m:ctrlPr>
+          </m:sSubPr>
+          <m:e>
+            <m:r>
+              <m:rPr>
+                <m:sty m:val="p"/>
+              </m:rPr>
+              <w:rPr>
+                <w:rFonts w:ascii="Cambria Math" w:hAnsi="Cambria Math"/>
+              </w:rPr>
+              <m:t>Φ</m:t>
+            </m:r>
+          </m:e>
+          <m:sub>
+            <m:r>
+              <m:rPr>
+                <m:nor/>
+              </m:rPr>
+              <m:t>Human</m:t>
+            </m:r>
+          </m:sub>
+        </m:sSub>
+        <m:r>
+          <m:rPr>
+            <m:sty m:val="p"/>
+          </m:rPr>
+          <w:rPr>
+            <w:rFonts w:ascii="Cambria Math" w:hAnsi="Cambria Math"/>
+          </w:rPr>
+          <m:t>⊗</m:t>
+        </m:r>
+        <m:sSub>
+          <m:sSubPr>
+            <m:ctrlPr>
+              <w:rPr>
+                <w:rFonts w:ascii="Cambria Math" w:hAnsi="Cambria Math"/>
+              </w:rPr>
+            </m:ctrlPr>
+          </m:sSubPr>
+          <m:e>
+            <m:r>
+              <m:rPr>
+                <m:scr m:val="script"/>
+                <m:sty m:val="p"/>
+              </m:rPr>
+              <w:rPr>
+                <w:rFonts w:ascii="Cambria Math" w:hAnsi="Cambria Math"/>
+              </w:rPr>
+              <m:t>A</m:t>
+            </m:r>
+          </m:e>
+          <m:sub>
+            <m:r>
+              <m:rPr>
+                <m:nor/>
+              </m:rPr>
+              <m:t>Silicon</m:t>
+            </m:r>
+          </m:sub>
+        </m:sSub>
+      </m:oMath>
+      <w:r>
+        <w:t xml:space="preserve"> </w:t>
+      </w:r>
+      <w:r>
+        <w:rPr>
+          <w:rFonts w:hint="eastAsia"/>
+        </w:rPr>
+        <w:t>的充分条件。本研究为离散制造实体价值网络的自愈闭环控制与</w:t>
+      </w:r>
+      <w:r>
+        <w:t xml:space="preserve"> ROIC </w:t>
+      </w:r>
+      <w:r>
+        <w:rPr>
+          <w:rFonts w:hint="eastAsia"/>
+        </w:rPr>
+        <w:t>跃升提供了系统科学与控制论的数理基石。</w:t>
+      </w:r>
+    </w:p>
+    <w:p>
+      <w:pPr>
+        <w:pStyle w:val="a0"/>
+      </w:pPr>
+      <w:r>
+        <w:rPr>
+          <w:rFonts w:hint="eastAsia"/>
+          <w:b/>
+          <w:bCs/>
+        </w:rPr>
+        <w:t>关键词</w:t>
+      </w:r>
+      <w:r>
+        <w:rPr>
+          <w:rFonts w:hint="eastAsia"/>
+        </w:rPr>
+        <w:t>：价值链物理学；非独立同分布</w:t>
+      </w:r>
+      <w:r>
+        <w:t xml:space="preserve"> </w:t>
+      </w:r>
+      <w:r>
+        <w:rPr>
+          <w:rFonts w:hint="eastAsia"/>
+        </w:rPr>
+        <w:t>(Non-IID)</w:t>
+      </w:r>
+      <w:r>
+        <w:rPr>
+          <w:rFonts w:hint="eastAsia"/>
+        </w:rPr>
+        <w:t>；开放复杂巨系统</w:t>
+      </w:r>
+      <w:r>
+        <w:t xml:space="preserve"> </w:t>
+      </w:r>
+      <w:r>
+        <w:rPr>
+          <w:rFonts w:hint="eastAsia"/>
+        </w:rPr>
+        <w:t>(OCGS)</w:t>
+      </w:r>
+      <w:r>
+        <w:rPr>
+          <w:rFonts w:hint="eastAsia"/>
+        </w:rPr>
+        <w:t>；矢量对消；五维双螺旋；闭环可计算性；总体设计部；综合集成研讨厅</w:t>
+      </w:r>
+      <w:r>
+        <w:t xml:space="preserve"> </w:t>
+      </w:r>
+      <w:r>
+        <w:rPr>
+          <w:rFonts w:hint="eastAsia"/>
+        </w:rPr>
+        <w:t>(HWME)</w:t>
+      </w:r>
+      <w:r>
+        <w:rPr>
+          <w:rFonts w:hint="eastAsia"/>
+        </w:rPr>
+        <w:t>；元认知修宪算子；</w:t>
+      </w:r>
+      <w:r>
+        <w:rPr>
+          <w:rFonts w:hint="eastAsia"/>
+        </w:rPr>
+        <w:t>ROIC</w:t>
+      </w:r>
+    </w:p>
+    <w:p>
+      <w:r>
+        <w:pict w14:anchorId="73747A97">
+          <v:rect id="_x0000_i1026" style="width:0;height:1.5pt" o:hralign="center" o:hrstd="t" o:hr="t"/>
         </w:pict>
       </w:r>
     </w:p>
@@ -109,9 +793,10 @@
       <w:pPr>
         <w:pStyle w:val="2"/>
       </w:pPr>
-      <w:bookmarkStart w:id="2" w:name="引言从-non-iid-物理实在到价值链物理学"/>
-      <w:bookmarkEnd w:id="1"/>
-      <w:r>
+      <w:bookmarkStart w:id="3" w:name="引言从-non-iid-物理实在到价值链物理学"/>
+      <w:bookmarkEnd w:id="2"/>
+      <w:r>
+        <w:lastRenderedPageBreak/>
         <w:t xml:space="preserve">1. </w:t>
       </w:r>
       <w:r>
@@ -690,7 +1375,6 @@
         <w:rPr>
           <w:rFonts w:hint="eastAsia"/>
         </w:rPr>
-        <w:lastRenderedPageBreak/>
         <w:t>用</w:t>
       </w:r>
       <w:r>
@@ -815,8 +1499,8 @@
     </w:p>
     <w:p>
       <w:r>
-        <w:pict w14:anchorId="1C6BC1BA">
-          <v:rect id="_x0000_i1026" style="width:0;height:1.5pt" o:hralign="center" o:hrstd="t" o:hr="t"/>
+        <w:pict w14:anchorId="568FD8FB">
+          <v:rect id="_x0000_i1027" style="width:0;height:1.5pt" o:hralign="center" o:hrstd="t" o:hr="t"/>
         </w:pict>
       </w:r>
     </w:p>
@@ -824,9 +1508,10 @@
       <w:pPr>
         <w:pStyle w:val="2"/>
       </w:pPr>
-      <w:bookmarkStart w:id="3" w:name="理论基础价值链物理学与钱学森开放复杂巨系统ocgs"/>
-      <w:bookmarkEnd w:id="2"/>
-      <w:r>
+      <w:bookmarkStart w:id="4" w:name="理论基础价值链物理学与钱学森开放复杂巨系统ocgs"/>
+      <w:bookmarkEnd w:id="3"/>
+      <w:r>
+        <w:lastRenderedPageBreak/>
         <w:t xml:space="preserve">2. </w:t>
       </w:r>
       <w:r>
@@ -863,7 +1548,7 @@
       <w:pPr>
         <w:pStyle w:val="3"/>
       </w:pPr>
-      <w:bookmarkStart w:id="4" w:name="钱学森开放复杂巨系统ocgs理论从定性描述到价值链物理学投影"/>
+      <w:bookmarkStart w:id="5" w:name="钱学森开放复杂巨系统ocgs理论从定性描述到价值链物理学投影"/>
       <w:r>
         <w:t xml:space="preserve">2.1 </w:t>
       </w:r>
@@ -990,8 +1675,8 @@
       <w:pPr>
         <w:pStyle w:val="3"/>
       </w:pPr>
-      <w:bookmarkStart w:id="5" w:name="操龙兵教授-non-iid-理论与价值链物理学同构"/>
-      <w:bookmarkEnd w:id="4"/>
+      <w:bookmarkStart w:id="6" w:name="操龙兵教授-non-iid-理论与价值链物理学同构"/>
+      <w:bookmarkEnd w:id="5"/>
       <w:r>
         <w:t xml:space="preserve">2.2 </w:t>
       </w:r>
@@ -1164,9 +1849,15 @@
         </w:rPr>
         <w:t>理论存在严格的四重拓扑同构：</w:t>
       </w:r>
-      <w:r>
-        <w:t xml:space="preserve"> 1. </w:t>
-      </w:r>
+    </w:p>
+    <w:p>
+      <w:pPr>
+        <w:pStyle w:val="Compact"/>
+        <w:numPr>
+          <w:ilvl w:val="0"/>
+          <w:numId w:val="3"/>
+        </w:numPr>
+      </w:pPr>
       <w:r>
         <w:rPr>
           <w:rFonts w:hint="eastAsia"/>
@@ -1264,9 +1955,15 @@
         </w:rPr>
         <w:t>；</w:t>
       </w:r>
-      <w:r>
-        <w:t xml:space="preserve"> 2. </w:t>
-      </w:r>
+    </w:p>
+    <w:p>
+      <w:pPr>
+        <w:pStyle w:val="Compact"/>
+        <w:numPr>
+          <w:ilvl w:val="0"/>
+          <w:numId w:val="3"/>
+        </w:numPr>
+      </w:pPr>
       <w:r>
         <w:rPr>
           <w:rFonts w:hint="eastAsia"/>
@@ -1415,7 +2112,6 @@
           <w:rPr>
             <w:rFonts w:ascii="Cambria Math" w:hAnsi="Cambria Math"/>
           </w:rPr>
-          <w:lastRenderedPageBreak/>
           <m:t>O</m:t>
         </m:r>
         <m:r>
@@ -1464,9 +2160,15 @@
         </w:rPr>
         <w:t>）；</w:t>
       </w:r>
-      <w:r>
-        <w:t xml:space="preserve"> 3. </w:t>
-      </w:r>
+    </w:p>
+    <w:p>
+      <w:pPr>
+        <w:pStyle w:val="Compact"/>
+        <w:numPr>
+          <w:ilvl w:val="0"/>
+          <w:numId w:val="3"/>
+        </w:numPr>
+      </w:pPr>
       <w:r>
         <w:rPr>
           <w:rFonts w:hint="eastAsia"/>
@@ -1543,9 +2245,15 @@
         </w:rPr>
         <w:t>剪裁残差重尾分布；</w:t>
       </w:r>
-      <w:r>
-        <w:t xml:space="preserve"> 4. </w:t>
-      </w:r>
+    </w:p>
+    <w:p>
+      <w:pPr>
+        <w:pStyle w:val="Compact"/>
+        <w:numPr>
+          <w:ilvl w:val="0"/>
+          <w:numId w:val="3"/>
+        </w:numPr>
+      </w:pPr>
       <w:r>
         <w:rPr>
           <w:rFonts w:hint="eastAsia"/>
@@ -1612,8 +2320,8 @@
       <w:pPr>
         <w:pStyle w:val="3"/>
       </w:pPr>
-      <w:bookmarkStart w:id="6" w:name="控制论与信息论边界"/>
-      <w:bookmarkEnd w:id="5"/>
+      <w:bookmarkStart w:id="7" w:name="控制论与信息论边界"/>
+      <w:bookmarkEnd w:id="6"/>
       <w:r>
         <w:t xml:space="preserve">2.3 </w:t>
       </w:r>
@@ -1769,10 +2477,7 @@
         <w:rPr>
           <w:rFonts w:hint="eastAsia"/>
         </w:rPr>
-        <w:t>）。当</w:t>
-      </w:r>
-      <w:r>
-        <w:t xml:space="preserve"> </w:t>
+        <w:t>）。当被控系统的变异数远大于控制器的变异能力（</w:t>
       </w:r>
       <m:oMath>
         <m:sSub>
@@ -1807,7 +2512,7 @@
           <w:rPr>
             <w:rFonts w:ascii="Cambria Math" w:hAnsi="Cambria Math"/>
           </w:rPr>
-          <m:t>≫</m:t>
+          <m:t>&gt;</m:t>
         </m:r>
         <m:sSub>
           <m:sSubPr>
@@ -1836,13 +2541,17 @@
         </m:sSub>
       </m:oMath>
       <w:r>
-        <w:t xml:space="preserve"> </w:t>
-      </w:r>
-      <w:r>
-        <w:rPr>
-          <w:rFonts w:hint="eastAsia"/>
-        </w:rPr>
-        <w:t>时，传统的开环人工协调必然瘫痪。</w:t>
+        <w:rPr>
+          <w:rFonts w:hint="eastAsia"/>
+        </w:rPr>
+        <w:t>）时，</w:t>
+      </w:r>
+      <w:r>
+        <w:rPr>
+          <w:rFonts w:hint="eastAsia"/>
+        </w:rPr>
+        <w:lastRenderedPageBreak/>
+        <w:t>传统的开环人工协调必然瘫痪。</w:t>
       </w:r>
       <w:r>
         <w:rPr>
@@ -1862,8 +2571,8 @@
     </w:p>
     <w:p>
       <w:r>
-        <w:pict w14:anchorId="6CF3B524">
-          <v:rect id="_x0000_i1027" style="width:0;height:1.5pt" o:hralign="center" o:hrstd="t" o:hr="t"/>
+        <w:pict w14:anchorId="67840533">
+          <v:rect id="_x0000_i1028" style="width:0;height:1.5pt" o:hralign="center" o:hrstd="t" o:hr="t"/>
         </w:pict>
       </w:r>
     </w:p>
@@ -1871,9 +2580,9 @@
       <w:pPr>
         <w:pStyle w:val="2"/>
       </w:pPr>
-      <w:bookmarkStart w:id="7" w:name="价值链物理学五维完备状态流形与八大架构设计原则"/>
-      <w:bookmarkEnd w:id="6"/>
-      <w:bookmarkEnd w:id="3"/>
+      <w:bookmarkStart w:id="8" w:name="价值链物理学五维完备状态流形与八大架构设计原则"/>
+      <w:bookmarkEnd w:id="7"/>
+      <w:bookmarkEnd w:id="4"/>
       <w:r>
         <w:t xml:space="preserve">3. </w:t>
       </w:r>
@@ -1888,7 +2597,7 @@
       <w:pPr>
         <w:pStyle w:val="3"/>
       </w:pPr>
-      <w:bookmarkStart w:id="8" w:name="物理五维完备状态流形sci-拓扑不变量"/>
+      <w:bookmarkStart w:id="9" w:name="物理五维完备状态流形sci-拓扑不变量"/>
       <w:r>
         <w:t xml:space="preserve">3.1 </w:t>
       </w:r>
@@ -2117,7 +2826,7 @@
         <w:pStyle w:val="Compact"/>
         <w:numPr>
           <w:ilvl w:val="0"/>
-          <w:numId w:val="3"/>
+          <w:numId w:val="4"/>
         </w:numPr>
       </w:pPr>
       <m:oMath>
@@ -2176,756 +2885,6 @@
           <w:rFonts w:hint="eastAsia"/>
         </w:rPr>
         <w:t>：界内所有物理机台、物料与控制单元的微观实体集合；</w:t>
-      </w:r>
-    </w:p>
-    <w:p>
-      <w:pPr>
-        <w:pStyle w:val="Compact"/>
-        <w:numPr>
-          <w:ilvl w:val="0"/>
-          <w:numId w:val="3"/>
-        </w:numPr>
-      </w:pPr>
-      <m:oMath>
-        <m:r>
-          <m:rPr>
-            <m:scr m:val="script"/>
-            <m:sty m:val="p"/>
-          </m:rPr>
-          <w:rPr>
-            <w:rFonts w:ascii="Cambria Math" w:hAnsi="Cambria Math"/>
-          </w:rPr>
-          <m:t>T</m:t>
-        </m:r>
-      </m:oMath>
-      <w:r>
-        <w:rPr>
-          <w:rFonts w:hint="eastAsia"/>
-          <w:b/>
-          <w:bCs/>
-        </w:rPr>
-        <w:t>（拓扑</w:t>
-      </w:r>
-      <w:r>
-        <w:rPr>
-          <w:rFonts w:hint="eastAsia"/>
-          <w:b/>
-          <w:bCs/>
-        </w:rPr>
-        <w:t>,</w:t>
-      </w:r>
-      <w:r>
-        <w:rPr>
-          <w:b/>
-          <w:bCs/>
-        </w:rPr>
-        <w:t xml:space="preserve"> </w:t>
-      </w:r>
-      <w:r>
-        <w:rPr>
-          <w:rFonts w:hint="eastAsia"/>
-          <w:b/>
-          <w:bCs/>
-        </w:rPr>
-        <w:t>Topology</w:t>
-      </w:r>
-      <w:r>
-        <w:rPr>
-          <w:rFonts w:hint="eastAsia"/>
-          <w:b/>
-          <w:bCs/>
-        </w:rPr>
-        <w:t>）</w:t>
-      </w:r>
-      <w:r>
-        <w:rPr>
-          <w:rFonts w:hint="eastAsia"/>
-        </w:rPr>
-        <w:t>：节点相互作用的非线性连接矩阵</w:t>
-      </w:r>
-      <w:r>
-        <w:t xml:space="preserve"> </w:t>
-      </w:r>
-      <m:oMath>
-        <m:r>
-          <m:rPr>
-            <m:sty m:val="bi"/>
-          </m:rPr>
-          <w:rPr>
-            <w:rFonts w:ascii="Cambria Math" w:hAnsi="Cambria Math"/>
-          </w:rPr>
-          <m:t>A</m:t>
-        </m:r>
-      </m:oMath>
-      <w:r>
-        <w:t xml:space="preserve"> </w:t>
-      </w:r>
-      <w:r>
-        <w:rPr>
-          <w:rFonts w:hint="eastAsia"/>
-        </w:rPr>
-        <w:t>及有向无环图（</w:t>
-      </w:r>
-      <w:r>
-        <w:rPr>
-          <w:rFonts w:hint="eastAsia"/>
-        </w:rPr>
-        <w:t>Directed</w:t>
-      </w:r>
-      <w:r>
-        <w:t xml:space="preserve"> Acyclic Graph, </w:t>
-      </w:r>
-      <w:r>
-        <w:rPr>
-          <w:rFonts w:hint="eastAsia"/>
-        </w:rPr>
-        <w:t>DAG</w:t>
-      </w:r>
-      <w:r>
-        <w:rPr>
-          <w:rFonts w:hint="eastAsia"/>
-        </w:rPr>
-        <w:t>）；</w:t>
-      </w:r>
-    </w:p>
-    <w:p>
-      <w:pPr>
-        <w:pStyle w:val="Compact"/>
-        <w:numPr>
-          <w:ilvl w:val="0"/>
-          <w:numId w:val="3"/>
-        </w:numPr>
-      </w:pPr>
-      <m:oMath>
-        <m:r>
-          <m:rPr>
-            <m:scr m:val="script"/>
-            <m:sty m:val="p"/>
-          </m:rPr>
-          <w:rPr>
-            <w:rFonts w:ascii="Cambria Math" w:hAnsi="Cambria Math"/>
-          </w:rPr>
-          <m:t>C</m:t>
-        </m:r>
-      </m:oMath>
-      <w:r>
-        <w:rPr>
-          <w:rFonts w:hint="eastAsia"/>
-          <w:b/>
-          <w:bCs/>
-        </w:rPr>
-        <w:t>（约束簇</w:t>
-      </w:r>
-      <w:r>
-        <w:rPr>
-          <w:rFonts w:hint="eastAsia"/>
-          <w:b/>
-          <w:bCs/>
-        </w:rPr>
-        <w:t>,</w:t>
-      </w:r>
-      <w:r>
-        <w:rPr>
-          <w:b/>
-          <w:bCs/>
-        </w:rPr>
-        <w:t xml:space="preserve"> </w:t>
-      </w:r>
-      <w:r>
-        <w:rPr>
-          <w:rFonts w:hint="eastAsia"/>
-          <w:b/>
-          <w:bCs/>
-        </w:rPr>
-        <w:t>Constraints</w:t>
-      </w:r>
-      <w:r>
-        <w:rPr>
-          <w:rFonts w:hint="eastAsia"/>
-          <w:b/>
-          <w:bCs/>
-        </w:rPr>
-        <w:t>）</w:t>
-      </w:r>
-      <w:r>
-        <w:rPr>
-          <w:rFonts w:hint="eastAsia"/>
-        </w:rPr>
-        <w:t>：刚性轨道流形</w:t>
-      </w:r>
-      <w:r>
-        <w:t xml:space="preserve"> </w:t>
-      </w:r>
-      <m:oMath>
-        <m:sSub>
-          <m:sSubPr>
-            <m:ctrlPr>
-              <w:rPr>
-                <w:rFonts w:ascii="Cambria Math" w:hAnsi="Cambria Math"/>
-              </w:rPr>
-            </m:ctrlPr>
-          </m:sSubPr>
-          <m:e>
-            <m:r>
-              <m:rPr>
-                <m:sty m:val="p"/>
-              </m:rPr>
-              <w:rPr>
-                <w:rFonts w:ascii="Cambria Math" w:hAnsi="Cambria Math"/>
-              </w:rPr>
-              <m:t>Π</m:t>
-            </m:r>
-          </m:e>
-          <m:sub>
-            <m:r>
-              <m:rPr>
-                <m:sty m:val="p"/>
-              </m:rPr>
-              <w:rPr>
-                <w:rFonts w:ascii="Cambria Math" w:hAnsi="Cambria Math"/>
-              </w:rPr>
-              <m:t>⊥</m:t>
-            </m:r>
-          </m:sub>
-        </m:sSub>
-      </m:oMath>
-      <w:r>
-        <w:t xml:space="preserve"> </w:t>
-      </w:r>
-      <w:r>
-        <w:rPr>
-          <w:rFonts w:hint="eastAsia"/>
-        </w:rPr>
-        <w:t>施加的自由度限制数</w:t>
-      </w:r>
-      <w:r>
-        <w:t xml:space="preserve"> </w:t>
-      </w:r>
-      <m:oMath>
-        <m:r>
-          <w:rPr>
-            <w:rFonts w:ascii="Cambria Math" w:hAnsi="Cambria Math"/>
-          </w:rPr>
-          <m:t>C</m:t>
-        </m:r>
-      </m:oMath>
-      <w:r>
-        <w:rPr>
-          <w:rFonts w:hint="eastAsia"/>
-        </w:rPr>
-        <w:t>（设备产能上限、物料到货提前期、刚性交期）；</w:t>
-      </w:r>
-    </w:p>
-    <w:p>
-      <w:pPr>
-        <w:pStyle w:val="Compact"/>
-        <w:numPr>
-          <w:ilvl w:val="0"/>
-          <w:numId w:val="3"/>
-        </w:numPr>
-      </w:pPr>
-      <m:oMath>
-        <m:r>
-          <w:rPr>
-            <w:rFonts w:ascii="Cambria Math" w:hAnsi="Cambria Math"/>
-          </w:rPr>
-          <m:t>X</m:t>
-        </m:r>
-      </m:oMath>
-      <w:r>
-        <w:rPr>
-          <w:rFonts w:hint="eastAsia"/>
-          <w:b/>
-          <w:bCs/>
-        </w:rPr>
-        <w:t>（状态矢量</w:t>
-      </w:r>
-      <w:r>
-        <w:rPr>
-          <w:rFonts w:hint="eastAsia"/>
-          <w:b/>
-          <w:bCs/>
-        </w:rPr>
-        <w:t>,</w:t>
-      </w:r>
-      <w:r>
-        <w:rPr>
-          <w:b/>
-          <w:bCs/>
-        </w:rPr>
-        <w:t xml:space="preserve"> State </w:t>
-      </w:r>
-      <w:r>
-        <w:rPr>
-          <w:rFonts w:hint="eastAsia"/>
-          <w:b/>
-          <w:bCs/>
-        </w:rPr>
-        <w:t>Vectors</w:t>
-      </w:r>
-      <w:r>
-        <w:rPr>
-          <w:rFonts w:hint="eastAsia"/>
-          <w:b/>
-          <w:bCs/>
-        </w:rPr>
-        <w:t>）</w:t>
-      </w:r>
-      <w:r>
-        <w:rPr>
-          <w:rFonts w:hint="eastAsia"/>
-        </w:rPr>
-        <w:t>：系统在状态空间</w:t>
-      </w:r>
-      <w:r>
-        <w:t xml:space="preserve"> </w:t>
-      </w:r>
-      <m:oMath>
-        <m:r>
-          <m:rPr>
-            <m:sty m:val="p"/>
-          </m:rPr>
-          <w:rPr>
-            <w:rFonts w:ascii="Cambria Math" w:hAnsi="Cambria Math"/>
-          </w:rPr>
-          <m:t>Ω</m:t>
-        </m:r>
-      </m:oMath>
-      <w:r>
-        <w:t xml:space="preserve"> </w:t>
-      </w:r>
-      <w:r>
-        <w:rPr>
-          <w:rFonts w:hint="eastAsia"/>
-        </w:rPr>
-        <w:t>中的瞬时状态坐标向量</w:t>
-      </w:r>
-      <w:r>
-        <w:t xml:space="preserve"> </w:t>
-      </w:r>
-      <m:oMath>
-        <m:r>
-          <w:rPr>
-            <w:rFonts w:ascii="Cambria Math" w:hAnsi="Cambria Math"/>
-          </w:rPr>
-          <m:t>X</m:t>
-        </m:r>
-      </m:oMath>
-      <w:r>
-        <w:rPr>
-          <w:rFonts w:hint="eastAsia"/>
-        </w:rPr>
-        <w:t>（时变写为</w:t>
-      </w:r>
-      <w:r>
-        <w:t xml:space="preserve"> </w:t>
-      </w:r>
-      <m:oMath>
-        <m:r>
-          <w:rPr>
-            <w:rFonts w:ascii="Cambria Math" w:hAnsi="Cambria Math"/>
-          </w:rPr>
-          <m:t>X</m:t>
-        </m:r>
-        <m:r>
-          <m:rPr>
-            <m:sty m:val="p"/>
-          </m:rPr>
-          <w:rPr>
-            <w:rFonts w:ascii="Cambria Math" w:hAnsi="Cambria Math"/>
-          </w:rPr>
-          <m:t>(</m:t>
-        </m:r>
-        <m:r>
-          <w:rPr>
-            <w:rFonts w:ascii="Cambria Math" w:hAnsi="Cambria Math"/>
-          </w:rPr>
-          <m:t>t</m:t>
-        </m:r>
-        <m:r>
-          <m:rPr>
-            <m:sty m:val="p"/>
-          </m:rPr>
-          <w:rPr>
-            <w:rFonts w:ascii="Cambria Math" w:hAnsi="Cambria Math"/>
-          </w:rPr>
-          <m:t>)</m:t>
-        </m:r>
-      </m:oMath>
-      <w:r>
-        <w:rPr>
-          <w:rFonts w:hint="eastAsia"/>
-        </w:rPr>
-        <w:t>）；</w:t>
-      </w:r>
-    </w:p>
-    <w:p>
-      <w:pPr>
-        <w:pStyle w:val="Compact"/>
-        <w:numPr>
-          <w:ilvl w:val="0"/>
-          <w:numId w:val="3"/>
-        </w:numPr>
-      </w:pPr>
-      <m:oMath>
-        <m:r>
-          <m:rPr>
-            <m:sty m:val="p"/>
-          </m:rPr>
-          <w:rPr>
-            <w:rFonts w:ascii="Cambria Math" w:hAnsi="Cambria Math"/>
-          </w:rPr>
-          <m:t>Δ</m:t>
-        </m:r>
-        <m:r>
-          <w:rPr>
-            <w:rFonts w:ascii="Cambria Math" w:hAnsi="Cambria Math"/>
-          </w:rPr>
-          <m:t>X</m:t>
-        </m:r>
-      </m:oMath>
-      <w:r>
-        <w:rPr>
-          <w:rFonts w:hint="eastAsia"/>
-          <w:b/>
-          <w:bCs/>
-        </w:rPr>
-        <w:t>（状态跃迁</w:t>
-      </w:r>
-      <w:r>
-        <w:rPr>
-          <w:rFonts w:hint="eastAsia"/>
-          <w:b/>
-          <w:bCs/>
-        </w:rPr>
-        <w:t>,</w:t>
-      </w:r>
-      <w:r>
-        <w:rPr>
-          <w:b/>
-          <w:bCs/>
-        </w:rPr>
-        <w:t xml:space="preserve"> State </w:t>
-      </w:r>
-      <w:r>
-        <w:rPr>
-          <w:rFonts w:hint="eastAsia"/>
-          <w:b/>
-          <w:bCs/>
-        </w:rPr>
-        <w:t>Transitions</w:t>
-      </w:r>
-      <w:r>
-        <w:rPr>
-          <w:rFonts w:hint="eastAsia"/>
-          <w:b/>
-          <w:bCs/>
-        </w:rPr>
-        <w:t>）</w:t>
-      </w:r>
-      <w:r>
-        <w:rPr>
-          <w:rFonts w:hint="eastAsia"/>
-        </w:rPr>
-        <w:t>：残差</w:t>
-      </w:r>
-      <w:r>
-        <w:t xml:space="preserve"> </w:t>
-      </w:r>
-      <m:oMath>
-        <m:r>
-          <m:rPr>
-            <m:sty m:val="p"/>
-          </m:rPr>
-          <w:rPr>
-            <w:rFonts w:ascii="Cambria Math" w:hAnsi="Cambria Math"/>
-          </w:rPr>
-          <m:t>Δ=</m:t>
-        </m:r>
-        <m:sSub>
-          <m:sSubPr>
-            <m:ctrlPr>
-              <w:rPr>
-                <w:rFonts w:ascii="Cambria Math" w:hAnsi="Cambria Math"/>
-              </w:rPr>
-            </m:ctrlPr>
-          </m:sSubPr>
-          <m:e>
-            <m:r>
-              <w:rPr>
-                <w:rFonts w:ascii="Cambria Math" w:hAnsi="Cambria Math"/>
-              </w:rPr>
-              <m:t>X</m:t>
-            </m:r>
-          </m:e>
-          <m:sub>
-            <m:r>
-              <m:rPr>
-                <m:nor/>
-              </m:rPr>
-              <m:t>real</m:t>
-            </m:r>
-          </m:sub>
-        </m:sSub>
-        <m:r>
-          <m:rPr>
-            <m:sty m:val="p"/>
-          </m:rPr>
-          <w:rPr>
-            <w:rFonts w:ascii="Cambria Math" w:hAnsi="Cambria Math"/>
-          </w:rPr>
-          <m:t>(</m:t>
-        </m:r>
-        <m:r>
-          <w:rPr>
-            <w:rFonts w:ascii="Cambria Math" w:hAnsi="Cambria Math"/>
-          </w:rPr>
-          <m:t>t</m:t>
-        </m:r>
-        <m:r>
-          <m:rPr>
-            <m:sty m:val="p"/>
-          </m:rPr>
-          <w:rPr>
-            <w:rFonts w:ascii="Cambria Math" w:hAnsi="Cambria Math"/>
-          </w:rPr>
-          <m:t>)-</m:t>
-        </m:r>
-        <m:sSub>
-          <m:sSubPr>
-            <m:ctrlPr>
-              <w:rPr>
-                <w:rFonts w:ascii="Cambria Math" w:hAnsi="Cambria Math"/>
-              </w:rPr>
-            </m:ctrlPr>
-          </m:sSubPr>
-          <m:e>
-            <m:r>
-              <w:rPr>
-                <w:rFonts w:ascii="Cambria Math" w:hAnsi="Cambria Math"/>
-              </w:rPr>
-              <m:t>X</m:t>
-            </m:r>
-          </m:e>
-          <m:sub>
-            <m:r>
-              <m:rPr>
-                <m:nor/>
-              </m:rPr>
-              <m:t>target</m:t>
-            </m:r>
-          </m:sub>
-        </m:sSub>
-        <m:r>
-          <m:rPr>
-            <m:sty m:val="p"/>
-          </m:rPr>
-          <w:rPr>
-            <w:rFonts w:ascii="Cambria Math" w:hAnsi="Cambria Math"/>
-          </w:rPr>
-          <m:t>(</m:t>
-        </m:r>
-        <m:r>
-          <w:rPr>
-            <w:rFonts w:ascii="Cambria Math" w:hAnsi="Cambria Math"/>
-          </w:rPr>
-          <m:t>t</m:t>
-        </m:r>
-        <m:r>
-          <m:rPr>
-            <m:sty m:val="p"/>
-          </m:rPr>
-          <w:rPr>
-            <w:rFonts w:ascii="Cambria Math" w:hAnsi="Cambria Math"/>
-          </w:rPr>
-          <m:t>)</m:t>
-        </m:r>
-      </m:oMath>
-      <w:r>
-        <w:t xml:space="preserve"> </w:t>
-      </w:r>
-      <w:r>
-        <w:rPr>
-          <w:rFonts w:hint="eastAsia"/>
-        </w:rPr>
-        <w:t>被动触发的相变与演化跃迁路径。</w:t>
-      </w:r>
-    </w:p>
-    <w:p>
-      <w:pPr>
-        <w:pStyle w:val="FirstParagraph"/>
-      </w:pPr>
-      <w:r>
-        <w:rPr>
-          <w:rFonts w:hint="eastAsia"/>
-        </w:rPr>
-        <w:t>根据全息抗熵理论体系，描述系统物理相空间状态的底层五维基元——节点、拓扑、约束簇、状态矢量、状态跃迁——构成系统性完备且不可约化（</w:t>
-      </w:r>
-      <w:r>
-        <w:rPr>
-          <w:rFonts w:hint="eastAsia"/>
-        </w:rPr>
-        <w:t>SCI</w:t>
-      </w:r>
-      <w:r>
-        <w:rPr>
-          <w:rFonts w:hint="eastAsia"/>
-        </w:rPr>
-        <w:t>）的拓扑不变量。若上述五个维度中缺失任一维度，系统状态流形发生退化，系统丧失与外部环境进行抗熵做功的能力。在原始相空间中，五个维度之间存在显著的非线性耦合（非正交），其非正交干涉正是矢量对消的物理根源；经先验划界算符</w:t>
-      </w:r>
-      <w:r>
-        <w:t xml:space="preserve"> </w:t>
-      </w:r>
-      <m:oMath>
-        <m:r>
-          <m:rPr>
-            <m:sty m:val="p"/>
-          </m:rPr>
-          <w:rPr>
-            <w:rFonts w:ascii="Cambria Math" w:hAnsi="Cambria Math"/>
-          </w:rPr>
-          <m:t>Π</m:t>
-        </m:r>
-      </m:oMath>
-      <w:r>
-        <w:t xml:space="preserve"> </w:t>
-      </w:r>
-      <w:r>
-        <w:rPr>
-          <w:rFonts w:hint="eastAsia"/>
-        </w:rPr>
-        <w:t>降维与刚性流形</w:t>
-      </w:r>
-      <w:r>
-        <w:t xml:space="preserve"> </w:t>
-      </w:r>
-      <m:oMath>
-        <m:sSub>
-          <m:sSubPr>
-            <m:ctrlPr>
-              <w:rPr>
-                <w:rFonts w:ascii="Cambria Math" w:hAnsi="Cambria Math"/>
-              </w:rPr>
-            </m:ctrlPr>
-          </m:sSubPr>
-          <m:e>
-            <m:r>
-              <m:rPr>
-                <m:sty m:val="p"/>
-              </m:rPr>
-              <w:rPr>
-                <w:rFonts w:ascii="Cambria Math" w:hAnsi="Cambria Math"/>
-              </w:rPr>
-              <m:t>Π</m:t>
-            </m:r>
-          </m:e>
-          <m:sub>
-            <m:r>
-              <m:rPr>
-                <m:sty m:val="p"/>
-              </m:rPr>
-              <w:rPr>
-                <w:rFonts w:ascii="Cambria Math" w:hAnsi="Cambria Math"/>
-              </w:rPr>
-              <m:t>⊥</m:t>
-            </m:r>
-          </m:sub>
-        </m:sSub>
-      </m:oMath>
-      <w:r>
-        <w:t xml:space="preserve"> </w:t>
-      </w:r>
-      <w:r>
-        <w:rPr>
-          <w:rFonts w:hint="eastAsia"/>
-        </w:rPr>
-        <w:t>裁剪后，在有限可行空间</w:t>
-      </w:r>
-      <w:r>
-        <w:t xml:space="preserve"> </w:t>
-      </w:r>
-      <m:oMath>
-        <m:sSub>
-          <m:sSubPr>
-            <m:ctrlPr>
-              <w:rPr>
-                <w:rFonts w:ascii="Cambria Math" w:hAnsi="Cambria Math"/>
-              </w:rPr>
-            </m:ctrlPr>
-          </m:sSubPr>
-          <m:e>
-            <m:r>
-              <m:rPr>
-                <m:sty m:val="p"/>
-              </m:rPr>
-              <w:rPr>
-                <w:rFonts w:ascii="Cambria Math" w:hAnsi="Cambria Math"/>
-              </w:rPr>
-              <m:t>Ω</m:t>
-            </m:r>
-          </m:e>
-          <m:sub>
-            <m:r>
-              <m:rPr>
-                <m:nor/>
-              </m:rPr>
-              <m:t>feasible</m:t>
-            </m:r>
-          </m:sub>
-        </m:sSub>
-      </m:oMath>
-      <w:r>
-        <w:t xml:space="preserve"> </w:t>
-      </w:r>
-      <w:r>
-        <w:rPr>
-          <w:rFonts w:hint="eastAsia"/>
-        </w:rPr>
-        <w:t>内对可控自由度进行正交化投影，剩余可控子空间呈现正交结构。</w:t>
-      </w:r>
-    </w:p>
-    <w:p>
-      <w:pPr>
-        <w:pStyle w:val="aa"/>
-      </w:pPr>
-      <w:r>
-        <w:rPr>
-          <w:rFonts w:hint="eastAsia"/>
-          <w:b/>
-          <w:bCs/>
-        </w:rPr>
-        <w:t>【因果钉扎（</w:t>
-      </w:r>
-      <w:r>
-        <w:rPr>
-          <w:rFonts w:hint="eastAsia"/>
-          <w:b/>
-          <w:bCs/>
-        </w:rPr>
-        <w:t>Causal</w:t>
-      </w:r>
-      <w:r>
-        <w:rPr>
-          <w:b/>
-          <w:bCs/>
-        </w:rPr>
-        <w:t xml:space="preserve"> </w:t>
-      </w:r>
-      <w:r>
-        <w:rPr>
-          <w:rFonts w:hint="eastAsia"/>
-          <w:b/>
-          <w:bCs/>
-        </w:rPr>
-        <w:t>Anchoring</w:t>
-      </w:r>
-      <w:r>
-        <w:rPr>
-          <w:rFonts w:hint="eastAsia"/>
-          <w:b/>
-          <w:bCs/>
-        </w:rPr>
-        <w:t>）与双重对偶判决实战】</w:t>
       </w:r>
     </w:p>
     <w:p>
@@ -2936,90 +2895,106 @@
           <w:numId w:val="4"/>
         </w:numPr>
       </w:pPr>
+      <m:oMath>
+        <m:r>
+          <m:rPr>
+            <m:scr m:val="script"/>
+            <m:sty m:val="p"/>
+          </m:rPr>
+          <w:rPr>
+            <w:rFonts w:ascii="Cambria Math" w:hAnsi="Cambria Math"/>
+          </w:rPr>
+          <m:t>T</m:t>
+        </m:r>
+      </m:oMath>
       <w:r>
         <w:rPr>
           <w:rFonts w:hint="eastAsia"/>
           <w:b/>
           <w:bCs/>
         </w:rPr>
-        <w:lastRenderedPageBreak/>
-        <w:t>第四维与第五维实相</w:t>
-      </w:r>
-      <w:r>
-        <w:rPr>
-          <w:rFonts w:hint="eastAsia"/>
-        </w:rPr>
-        <w:t>：第四维状态矢量</w:t>
-      </w:r>
-      <w:r>
-        <w:t xml:space="preserve"> </w:t>
-      </w:r>
-      <m:oMath>
-        <m:r>
-          <w:rPr>
-            <w:rFonts w:ascii="Cambria Math" w:hAnsi="Cambria Math"/>
-          </w:rPr>
-          <m:t>X</m:t>
-        </m:r>
-      </m:oMath>
-      <w:r>
-        <w:t xml:space="preserve"> </w:t>
-      </w:r>
-      <w:r>
-        <w:rPr>
-          <w:rFonts w:hint="eastAsia"/>
-        </w:rPr>
-        <w:t>为全息生产数据行（包含初始基线计划、上一次计划状态、最新实际在库在制执行状态）；第五维状态跃迁</w:t>
-      </w:r>
-      <w:r>
-        <w:t xml:space="preserve"> </w:t>
-      </w:r>
-      <m:oMath>
-        <m:r>
-          <m:rPr>
-            <m:sty m:val="p"/>
-          </m:rPr>
-          <w:rPr>
-            <w:rFonts w:ascii="Cambria Math" w:hAnsi="Cambria Math"/>
-          </w:rPr>
-          <m:t>Δ</m:t>
-        </m:r>
-        <m:r>
-          <w:rPr>
-            <w:rFonts w:ascii="Cambria Math" w:hAnsi="Cambria Math"/>
-          </w:rPr>
-          <m:t>X</m:t>
-        </m:r>
-      </m:oMath>
-      <w:r>
-        <w:t xml:space="preserve"> </w:t>
-      </w:r>
-      <w:r>
-        <w:rPr>
-          <w:rFonts w:hint="eastAsia"/>
-        </w:rPr>
-        <w:t>为因果钉扎（</w:t>
-      </w:r>
-      <w:r>
-        <w:rPr>
-          <w:rFonts w:hint="eastAsia"/>
-        </w:rPr>
-        <w:t>Causal</w:t>
-      </w:r>
-      <w:r>
-        <w:t xml:space="preserve"> </w:t>
-      </w:r>
-      <w:r>
-        <w:rPr>
-          <w:rFonts w:hint="eastAsia"/>
-        </w:rPr>
-        <w:t>Anchoring</w:t>
-      </w:r>
-      <w:r>
-        <w:rPr>
-          <w:rFonts w:hint="eastAsia"/>
-        </w:rPr>
-        <w:t>）链与带着因果的残差；</w:t>
+        <w:t>（拓扑</w:t>
+      </w:r>
+      <w:r>
+        <w:rPr>
+          <w:rFonts w:hint="eastAsia"/>
+          <w:b/>
+          <w:bCs/>
+        </w:rPr>
+        <w:t>,</w:t>
+      </w:r>
+      <w:r>
+        <w:rPr>
+          <w:b/>
+          <w:bCs/>
+        </w:rPr>
+        <w:t xml:space="preserve"> </w:t>
+      </w:r>
+      <w:r>
+        <w:rPr>
+          <w:rFonts w:hint="eastAsia"/>
+          <w:b/>
+          <w:bCs/>
+        </w:rPr>
+        <w:t>Topology</w:t>
+      </w:r>
+      <w:r>
+        <w:rPr>
+          <w:rFonts w:hint="eastAsia"/>
+          <w:b/>
+          <w:bCs/>
+        </w:rPr>
+        <w:t>）</w:t>
+      </w:r>
+      <w:r>
+        <w:rPr>
+          <w:rFonts w:hint="eastAsia"/>
+        </w:rPr>
+        <w:t>：节点相互作用的非线性连接矩阵</w:t>
+      </w:r>
+      <w:r>
+        <w:t xml:space="preserve"> </w:t>
+      </w:r>
+      <m:oMath>
+        <m:r>
+          <m:rPr>
+            <m:sty m:val="bi"/>
+          </m:rPr>
+          <w:rPr>
+            <w:rFonts w:ascii="Cambria Math" w:hAnsi="Cambria Math"/>
+          </w:rPr>
+          <m:t>A</m:t>
+        </m:r>
+      </m:oMath>
+      <w:r>
+        <w:t xml:space="preserve"> </w:t>
+      </w:r>
+      <w:r>
+        <w:rPr>
+          <w:rFonts w:hint="eastAsia"/>
+        </w:rPr>
+        <w:t>及有向无环图（</w:t>
+      </w:r>
+      <w:r>
+        <w:rPr>
+          <w:rFonts w:hint="eastAsia"/>
+        </w:rPr>
+        <w:t>Directed</w:t>
+      </w:r>
+      <w:r>
+        <w:t xml:space="preserve"> Acyclic Graph, </w:t>
+      </w:r>
+      <w:r>
+        <w:rPr>
+          <w:rFonts w:hint="eastAsia"/>
+        </w:rPr>
+        <w:t>DAG</w:t>
+      </w:r>
+      <w:r>
+        <w:rPr>
+          <w:rFonts w:hint="eastAsia"/>
+        </w:rPr>
+        <w:t>）；</w:t>
       </w:r>
     </w:p>
     <w:p>
@@ -3030,12 +3005,25 @@
           <w:numId w:val="4"/>
         </w:numPr>
       </w:pPr>
-      <w:r>
-        <w:rPr>
+      <m:oMath>
+        <m:r>
+          <m:rPr>
+            <m:scr m:val="script"/>
+            <m:sty m:val="p"/>
+          </m:rPr>
+          <w:rPr>
+            <w:rFonts w:ascii="Cambria Math" w:hAnsi="Cambria Math"/>
+          </w:rPr>
+          <m:t>C</m:t>
+        </m:r>
+      </m:oMath>
+      <w:r>
+        <w:rPr>
+          <w:rFonts w:hint="eastAsia"/>
           <w:b/>
           <w:bCs/>
         </w:rPr>
-        <w:t xml:space="preserve">PO / IC / WIP / FG </w:t>
+        <w:t>（约束簇</w:t>
       </w:r>
       <w:r>
         <w:rPr>
@@ -3043,73 +3031,98 @@
           <w:b/>
           <w:bCs/>
         </w:rPr>
-        <w:t>因果钉扎</w:t>
-      </w:r>
-      <w:r>
-        <w:rPr>
-          <w:rFonts w:hint="eastAsia"/>
-        </w:rPr>
-        <w:t>：采购单（</w:t>
-      </w:r>
-      <w:r>
-        <w:rPr>
-          <w:rFonts w:hint="eastAsia"/>
-        </w:rPr>
-        <w:t>PO</w:t>
-      </w:r>
-      <w:r>
-        <w:rPr>
-          <w:rFonts w:hint="eastAsia"/>
-        </w:rPr>
-        <w:t>）、在库库存（</w:t>
-      </w:r>
-      <w:r>
-        <w:rPr>
-          <w:rFonts w:hint="eastAsia"/>
-        </w:rPr>
-        <w:t>IC</w:t>
-      </w:r>
-      <w:r>
-        <w:rPr>
-          <w:rFonts w:hint="eastAsia"/>
-        </w:rPr>
-        <w:t>）、机台在制品（</w:t>
-      </w:r>
-      <w:r>
-        <w:rPr>
-          <w:rFonts w:hint="eastAsia"/>
-        </w:rPr>
-        <w:t>WIP</w:t>
-      </w:r>
-      <w:r>
-        <w:rPr>
-          <w:rFonts w:hint="eastAsia"/>
-        </w:rPr>
-        <w:t>）通过具体生产与物流做功，被刚性钉扎到客户销售订单（</w:t>
-      </w:r>
-      <w:r>
-        <w:rPr>
-          <w:rFonts w:hint="eastAsia"/>
-        </w:rPr>
-        <w:t>SO</w:t>
-      </w:r>
-      <w:r>
-        <w:rPr>
-          <w:rFonts w:hint="eastAsia"/>
-        </w:rPr>
-        <w:t>）和成品（</w:t>
-      </w:r>
-      <w:r>
-        <w:rPr>
-          <w:rFonts w:hint="eastAsia"/>
-        </w:rPr>
-        <w:t>FG</w:t>
-      </w:r>
-      <w:r>
-        <w:rPr>
-          <w:rFonts w:hint="eastAsia"/>
-        </w:rPr>
-        <w:t>）上；</w:t>
+        <w:t>,</w:t>
+      </w:r>
+      <w:r>
+        <w:rPr>
+          <w:b/>
+          <w:bCs/>
+        </w:rPr>
+        <w:t xml:space="preserve"> </w:t>
+      </w:r>
+      <w:r>
+        <w:rPr>
+          <w:rFonts w:hint="eastAsia"/>
+          <w:b/>
+          <w:bCs/>
+        </w:rPr>
+        <w:t>Constraints</w:t>
+      </w:r>
+      <w:r>
+        <w:rPr>
+          <w:rFonts w:hint="eastAsia"/>
+          <w:b/>
+          <w:bCs/>
+        </w:rPr>
+        <w:t>）</w:t>
+      </w:r>
+      <w:r>
+        <w:rPr>
+          <w:rFonts w:hint="eastAsia"/>
+        </w:rPr>
+        <w:t>：刚性轨道流形</w:t>
+      </w:r>
+      <w:r>
+        <w:t xml:space="preserve"> </w:t>
+      </w:r>
+      <m:oMath>
+        <m:sSub>
+          <m:sSubPr>
+            <m:ctrlPr>
+              <w:rPr>
+                <w:rFonts w:ascii="Cambria Math" w:hAnsi="Cambria Math"/>
+              </w:rPr>
+            </m:ctrlPr>
+          </m:sSubPr>
+          <m:e>
+            <m:r>
+              <m:rPr>
+                <m:sty m:val="p"/>
+              </m:rPr>
+              <w:rPr>
+                <w:rFonts w:ascii="Cambria Math" w:hAnsi="Cambria Math"/>
+              </w:rPr>
+              <m:t>Π</m:t>
+            </m:r>
+          </m:e>
+          <m:sub>
+            <m:r>
+              <m:rPr>
+                <m:sty m:val="p"/>
+              </m:rPr>
+              <w:rPr>
+                <w:rFonts w:ascii="Cambria Math" w:hAnsi="Cambria Math"/>
+              </w:rPr>
+              <m:t>⊥</m:t>
+            </m:r>
+          </m:sub>
+        </m:sSub>
+      </m:oMath>
+      <w:r>
+        <w:t xml:space="preserve"> </w:t>
+      </w:r>
+      <w:r>
+        <w:rPr>
+          <w:rFonts w:hint="eastAsia"/>
+        </w:rPr>
+        <w:t>施加的自由度限制数</w:t>
+      </w:r>
+      <w:r>
+        <w:t xml:space="preserve"> </w:t>
+      </w:r>
+      <m:oMath>
+        <m:r>
+          <w:rPr>
+            <w:rFonts w:ascii="Cambria Math" w:hAnsi="Cambria Math"/>
+          </w:rPr>
+          <m:t>C</m:t>
+        </m:r>
+      </m:oMath>
+      <w:r>
+        <w:rPr>
+          <w:rFonts w:hint="eastAsia"/>
+        </w:rPr>
+        <w:t>（设备产能上限、物料到货提前期、刚性交期）；</w:t>
       </w:r>
     </w:p>
     <w:p>
@@ -3120,6 +3133,701 @@
           <w:numId w:val="4"/>
         </w:numPr>
       </w:pPr>
+      <m:oMath>
+        <m:r>
+          <w:rPr>
+            <w:rFonts w:ascii="Cambria Math" w:hAnsi="Cambria Math"/>
+          </w:rPr>
+          <m:t>X</m:t>
+        </m:r>
+      </m:oMath>
+      <w:r>
+        <w:rPr>
+          <w:rFonts w:hint="eastAsia"/>
+          <w:b/>
+          <w:bCs/>
+        </w:rPr>
+        <w:t>（状态矢量</w:t>
+      </w:r>
+      <w:r>
+        <w:rPr>
+          <w:rFonts w:hint="eastAsia"/>
+          <w:b/>
+          <w:bCs/>
+        </w:rPr>
+        <w:t>,</w:t>
+      </w:r>
+      <w:r>
+        <w:rPr>
+          <w:b/>
+          <w:bCs/>
+        </w:rPr>
+        <w:t xml:space="preserve"> State </w:t>
+      </w:r>
+      <w:r>
+        <w:rPr>
+          <w:rFonts w:hint="eastAsia"/>
+          <w:b/>
+          <w:bCs/>
+        </w:rPr>
+        <w:t>Vectors</w:t>
+      </w:r>
+      <w:r>
+        <w:rPr>
+          <w:rFonts w:hint="eastAsia"/>
+          <w:b/>
+          <w:bCs/>
+        </w:rPr>
+        <w:t>）</w:t>
+      </w:r>
+      <w:r>
+        <w:rPr>
+          <w:rFonts w:hint="eastAsia"/>
+        </w:rPr>
+        <w:t>：系统在状态空间</w:t>
+      </w:r>
+      <w:r>
+        <w:t xml:space="preserve"> </w:t>
+      </w:r>
+      <m:oMath>
+        <m:r>
+          <m:rPr>
+            <m:sty m:val="p"/>
+          </m:rPr>
+          <w:rPr>
+            <w:rFonts w:ascii="Cambria Math" w:hAnsi="Cambria Math"/>
+          </w:rPr>
+          <m:t>Ω</m:t>
+        </m:r>
+      </m:oMath>
+      <w:r>
+        <w:t xml:space="preserve"> </w:t>
+      </w:r>
+      <w:r>
+        <w:rPr>
+          <w:rFonts w:hint="eastAsia"/>
+        </w:rPr>
+        <w:t>中的瞬时状态坐标向量</w:t>
+      </w:r>
+      <w:r>
+        <w:t xml:space="preserve"> </w:t>
+      </w:r>
+      <m:oMath>
+        <m:r>
+          <w:rPr>
+            <w:rFonts w:ascii="Cambria Math" w:hAnsi="Cambria Math"/>
+          </w:rPr>
+          <m:t>X</m:t>
+        </m:r>
+      </m:oMath>
+      <w:r>
+        <w:rPr>
+          <w:rFonts w:hint="eastAsia"/>
+        </w:rPr>
+        <w:t>（时变写为</w:t>
+      </w:r>
+      <w:r>
+        <w:t xml:space="preserve"> </w:t>
+      </w:r>
+      <m:oMath>
+        <m:r>
+          <w:rPr>
+            <w:rFonts w:ascii="Cambria Math" w:hAnsi="Cambria Math"/>
+          </w:rPr>
+          <m:t>X</m:t>
+        </m:r>
+        <m:r>
+          <m:rPr>
+            <m:sty m:val="p"/>
+          </m:rPr>
+          <w:rPr>
+            <w:rFonts w:ascii="Cambria Math" w:hAnsi="Cambria Math"/>
+          </w:rPr>
+          <m:t>(</m:t>
+        </m:r>
+        <m:r>
+          <w:rPr>
+            <w:rFonts w:ascii="Cambria Math" w:hAnsi="Cambria Math"/>
+          </w:rPr>
+          <m:t>t</m:t>
+        </m:r>
+        <m:r>
+          <m:rPr>
+            <m:sty m:val="p"/>
+          </m:rPr>
+          <w:rPr>
+            <w:rFonts w:ascii="Cambria Math" w:hAnsi="Cambria Math"/>
+          </w:rPr>
+          <m:t>)</m:t>
+        </m:r>
+      </m:oMath>
+      <w:r>
+        <w:rPr>
+          <w:rFonts w:hint="eastAsia"/>
+        </w:rPr>
+        <w:t>）；</w:t>
+      </w:r>
+    </w:p>
+    <w:p>
+      <w:pPr>
+        <w:pStyle w:val="Compact"/>
+        <w:numPr>
+          <w:ilvl w:val="0"/>
+          <w:numId w:val="4"/>
+        </w:numPr>
+      </w:pPr>
+      <m:oMath>
+        <m:r>
+          <m:rPr>
+            <m:sty m:val="p"/>
+          </m:rPr>
+          <w:rPr>
+            <w:rFonts w:ascii="Cambria Math" w:hAnsi="Cambria Math"/>
+          </w:rPr>
+          <m:t>Δ</m:t>
+        </m:r>
+        <m:r>
+          <w:rPr>
+            <w:rFonts w:ascii="Cambria Math" w:hAnsi="Cambria Math"/>
+          </w:rPr>
+          <m:t>X</m:t>
+        </m:r>
+      </m:oMath>
+      <w:r>
+        <w:rPr>
+          <w:rFonts w:hint="eastAsia"/>
+          <w:b/>
+          <w:bCs/>
+        </w:rPr>
+        <w:t>（状态跃迁</w:t>
+      </w:r>
+      <w:r>
+        <w:rPr>
+          <w:rFonts w:hint="eastAsia"/>
+          <w:b/>
+          <w:bCs/>
+        </w:rPr>
+        <w:t>,</w:t>
+      </w:r>
+      <w:r>
+        <w:rPr>
+          <w:b/>
+          <w:bCs/>
+        </w:rPr>
+        <w:t xml:space="preserve"> State </w:t>
+      </w:r>
+      <w:r>
+        <w:rPr>
+          <w:rFonts w:hint="eastAsia"/>
+          <w:b/>
+          <w:bCs/>
+        </w:rPr>
+        <w:t>Transitions</w:t>
+      </w:r>
+      <w:r>
+        <w:rPr>
+          <w:rFonts w:hint="eastAsia"/>
+          <w:b/>
+          <w:bCs/>
+        </w:rPr>
+        <w:t>）</w:t>
+      </w:r>
+      <w:r>
+        <w:rPr>
+          <w:rFonts w:hint="eastAsia"/>
+        </w:rPr>
+        <w:t>：残差</w:t>
+      </w:r>
+      <w:r>
+        <w:t xml:space="preserve"> </w:t>
+      </w:r>
+      <m:oMath>
+        <m:r>
+          <m:rPr>
+            <m:sty m:val="p"/>
+          </m:rPr>
+          <w:rPr>
+            <w:rFonts w:ascii="Cambria Math" w:hAnsi="Cambria Math"/>
+          </w:rPr>
+          <m:t>Δ=</m:t>
+        </m:r>
+        <m:sSub>
+          <m:sSubPr>
+            <m:ctrlPr>
+              <w:rPr>
+                <w:rFonts w:ascii="Cambria Math" w:hAnsi="Cambria Math"/>
+              </w:rPr>
+            </m:ctrlPr>
+          </m:sSubPr>
+          <m:e>
+            <m:r>
+              <w:rPr>
+                <w:rFonts w:ascii="Cambria Math" w:hAnsi="Cambria Math"/>
+              </w:rPr>
+              <m:t>X</m:t>
+            </m:r>
+          </m:e>
+          <m:sub>
+            <m:r>
+              <m:rPr>
+                <m:nor/>
+              </m:rPr>
+              <m:t>real</m:t>
+            </m:r>
+          </m:sub>
+        </m:sSub>
+        <m:r>
+          <m:rPr>
+            <m:sty m:val="p"/>
+          </m:rPr>
+          <w:rPr>
+            <w:rFonts w:ascii="Cambria Math" w:hAnsi="Cambria Math"/>
+          </w:rPr>
+          <m:t>(</m:t>
+        </m:r>
+        <m:r>
+          <w:rPr>
+            <w:rFonts w:ascii="Cambria Math" w:hAnsi="Cambria Math"/>
+          </w:rPr>
+          <m:t>t</m:t>
+        </m:r>
+        <m:r>
+          <m:rPr>
+            <m:sty m:val="p"/>
+          </m:rPr>
+          <w:rPr>
+            <w:rFonts w:ascii="Cambria Math" w:hAnsi="Cambria Math"/>
+          </w:rPr>
+          <m:t>)-</m:t>
+        </m:r>
+        <m:sSub>
+          <m:sSubPr>
+            <m:ctrlPr>
+              <w:rPr>
+                <w:rFonts w:ascii="Cambria Math" w:hAnsi="Cambria Math"/>
+              </w:rPr>
+            </m:ctrlPr>
+          </m:sSubPr>
+          <m:e>
+            <m:r>
+              <w:rPr>
+                <w:rFonts w:ascii="Cambria Math" w:hAnsi="Cambria Math"/>
+              </w:rPr>
+              <m:t>X</m:t>
+            </m:r>
+          </m:e>
+          <m:sub>
+            <m:r>
+              <m:rPr>
+                <m:nor/>
+              </m:rPr>
+              <m:t>target</m:t>
+            </m:r>
+          </m:sub>
+        </m:sSub>
+        <m:r>
+          <m:rPr>
+            <m:sty m:val="p"/>
+          </m:rPr>
+          <w:rPr>
+            <w:rFonts w:ascii="Cambria Math" w:hAnsi="Cambria Math"/>
+          </w:rPr>
+          <m:t>(</m:t>
+        </m:r>
+        <m:r>
+          <w:rPr>
+            <w:rFonts w:ascii="Cambria Math" w:hAnsi="Cambria Math"/>
+          </w:rPr>
+          <m:t>t</m:t>
+        </m:r>
+        <m:r>
+          <m:rPr>
+            <m:sty m:val="p"/>
+          </m:rPr>
+          <w:rPr>
+            <w:rFonts w:ascii="Cambria Math" w:hAnsi="Cambria Math"/>
+          </w:rPr>
+          <m:t>)</m:t>
+        </m:r>
+      </m:oMath>
+      <w:r>
+        <w:t xml:space="preserve"> </w:t>
+      </w:r>
+      <w:r>
+        <w:rPr>
+          <w:rFonts w:hint="eastAsia"/>
+        </w:rPr>
+        <w:t>被动触发的相变与演化跃迁路径。</w:t>
+      </w:r>
+    </w:p>
+    <w:p>
+      <w:pPr>
+        <w:pStyle w:val="FirstParagraph"/>
+      </w:pPr>
+      <w:r>
+        <w:rPr>
+          <w:rFonts w:hint="eastAsia"/>
+        </w:rPr>
+        <w:t>根据全息抗熵理论体系，描述系统物理相空间状态的底层五维基元——节点、拓扑、约束簇、状态矢量、状态跃迁——构成系统性完备且不可约化（</w:t>
+      </w:r>
+      <w:r>
+        <w:rPr>
+          <w:rFonts w:hint="eastAsia"/>
+        </w:rPr>
+        <w:t>SCI</w:t>
+      </w:r>
+      <w:r>
+        <w:rPr>
+          <w:rFonts w:hint="eastAsia"/>
+        </w:rPr>
+        <w:t>）的拓扑不变量。若上述五个维度中缺失任一维度，系统状态流形发生退化，系统丧失与外部环境进行抗熵做功的能力。在原始相空间中，五个维度之间存在显著的非线性耦合（非正交），其非正交干涉正是矢量对消的物理根源；经先验划界算符</w:t>
+      </w:r>
+      <w:r>
+        <w:t xml:space="preserve"> </w:t>
+      </w:r>
+      <m:oMath>
+        <m:r>
+          <m:rPr>
+            <m:sty m:val="p"/>
+          </m:rPr>
+          <w:rPr>
+            <w:rFonts w:ascii="Cambria Math" w:hAnsi="Cambria Math"/>
+          </w:rPr>
+          <m:t>Π</m:t>
+        </m:r>
+      </m:oMath>
+      <w:r>
+        <w:t xml:space="preserve"> </w:t>
+      </w:r>
+      <w:r>
+        <w:rPr>
+          <w:rFonts w:hint="eastAsia"/>
+        </w:rPr>
+        <w:t>降维与刚性流形</w:t>
+      </w:r>
+      <w:r>
+        <w:t xml:space="preserve"> </w:t>
+      </w:r>
+      <m:oMath>
+        <m:sSub>
+          <m:sSubPr>
+            <m:ctrlPr>
+              <w:rPr>
+                <w:rFonts w:ascii="Cambria Math" w:hAnsi="Cambria Math"/>
+              </w:rPr>
+            </m:ctrlPr>
+          </m:sSubPr>
+          <m:e>
+            <m:r>
+              <m:rPr>
+                <m:sty m:val="p"/>
+              </m:rPr>
+              <w:rPr>
+                <w:rFonts w:ascii="Cambria Math" w:hAnsi="Cambria Math"/>
+              </w:rPr>
+              <m:t>Π</m:t>
+            </m:r>
+          </m:e>
+          <m:sub>
+            <m:r>
+              <m:rPr>
+                <m:sty m:val="p"/>
+              </m:rPr>
+              <w:rPr>
+                <w:rFonts w:ascii="Cambria Math" w:hAnsi="Cambria Math"/>
+              </w:rPr>
+              <m:t>⊥</m:t>
+            </m:r>
+          </m:sub>
+        </m:sSub>
+      </m:oMath>
+      <w:r>
+        <w:t xml:space="preserve"> </w:t>
+      </w:r>
+      <w:r>
+        <w:rPr>
+          <w:rFonts w:hint="eastAsia"/>
+        </w:rPr>
+        <w:t>裁剪后，在有限可行空间</w:t>
+      </w:r>
+      <w:r>
+        <w:t xml:space="preserve"> </w:t>
+      </w:r>
+      <m:oMath>
+        <m:sSub>
+          <m:sSubPr>
+            <m:ctrlPr>
+              <w:rPr>
+                <w:rFonts w:ascii="Cambria Math" w:hAnsi="Cambria Math"/>
+              </w:rPr>
+            </m:ctrlPr>
+          </m:sSubPr>
+          <m:e>
+            <m:r>
+              <m:rPr>
+                <m:sty m:val="p"/>
+              </m:rPr>
+              <w:rPr>
+                <w:rFonts w:ascii="Cambria Math" w:hAnsi="Cambria Math"/>
+              </w:rPr>
+              <m:t>Ω</m:t>
+            </m:r>
+          </m:e>
+          <m:sub>
+            <m:r>
+              <m:rPr>
+                <m:nor/>
+              </m:rPr>
+              <m:t>feasible</m:t>
+            </m:r>
+          </m:sub>
+        </m:sSub>
+      </m:oMath>
+      <w:r>
+        <w:t xml:space="preserve"> </w:t>
+      </w:r>
+      <w:r>
+        <w:rPr>
+          <w:rFonts w:hint="eastAsia"/>
+        </w:rPr>
+        <w:t>内对可控自由度进行正交化投影，剩余可控子空间呈现正交结构。</w:t>
+      </w:r>
+    </w:p>
+    <w:p>
+      <w:pPr>
+        <w:pStyle w:val="aa"/>
+      </w:pPr>
+      <w:r>
+        <w:rPr>
+          <w:rFonts w:hint="eastAsia"/>
+          <w:b/>
+          <w:bCs/>
+        </w:rPr>
+        <w:t>【因果钉扎（</w:t>
+      </w:r>
+      <w:r>
+        <w:rPr>
+          <w:rFonts w:hint="eastAsia"/>
+          <w:b/>
+          <w:bCs/>
+        </w:rPr>
+        <w:t>Causal</w:t>
+      </w:r>
+      <w:r>
+        <w:rPr>
+          <w:b/>
+          <w:bCs/>
+        </w:rPr>
+        <w:t xml:space="preserve"> </w:t>
+      </w:r>
+      <w:r>
+        <w:rPr>
+          <w:rFonts w:hint="eastAsia"/>
+          <w:b/>
+          <w:bCs/>
+        </w:rPr>
+        <w:t>Anchoring</w:t>
+      </w:r>
+      <w:r>
+        <w:rPr>
+          <w:rFonts w:hint="eastAsia"/>
+          <w:b/>
+          <w:bCs/>
+        </w:rPr>
+        <w:t>）与双重对偶判决实战】</w:t>
+      </w:r>
+    </w:p>
+    <w:p>
+      <w:pPr>
+        <w:pStyle w:val="Compact"/>
+        <w:numPr>
+          <w:ilvl w:val="0"/>
+          <w:numId w:val="5"/>
+        </w:numPr>
+      </w:pPr>
+      <w:r>
+        <w:rPr>
+          <w:rFonts w:hint="eastAsia"/>
+          <w:b/>
+          <w:bCs/>
+        </w:rPr>
+        <w:t>第四维与第五维实相</w:t>
+      </w:r>
+      <w:r>
+        <w:rPr>
+          <w:rFonts w:hint="eastAsia"/>
+        </w:rPr>
+        <w:t>：第四维状态矢量</w:t>
+      </w:r>
+      <w:r>
+        <w:t xml:space="preserve"> </w:t>
+      </w:r>
+      <m:oMath>
+        <m:r>
+          <w:rPr>
+            <w:rFonts w:ascii="Cambria Math" w:hAnsi="Cambria Math"/>
+          </w:rPr>
+          <m:t>X</m:t>
+        </m:r>
+      </m:oMath>
+      <w:r>
+        <w:t xml:space="preserve"> </w:t>
+      </w:r>
+      <w:r>
+        <w:rPr>
+          <w:rFonts w:hint="eastAsia"/>
+        </w:rPr>
+        <w:t>为全息生产数据行（包含初始基线计划、上一次计划状态、最新实际在库在制执行状态）；第五维状态跃迁</w:t>
+      </w:r>
+      <w:r>
+        <w:t xml:space="preserve"> </w:t>
+      </w:r>
+      <m:oMath>
+        <m:r>
+          <m:rPr>
+            <m:sty m:val="p"/>
+          </m:rPr>
+          <w:rPr>
+            <w:rFonts w:ascii="Cambria Math" w:hAnsi="Cambria Math"/>
+          </w:rPr>
+          <m:t>Δ</m:t>
+        </m:r>
+        <m:r>
+          <w:rPr>
+            <w:rFonts w:ascii="Cambria Math" w:hAnsi="Cambria Math"/>
+          </w:rPr>
+          <m:t>X</m:t>
+        </m:r>
+      </m:oMath>
+      <w:r>
+        <w:t xml:space="preserve"> </w:t>
+      </w:r>
+      <w:r>
+        <w:rPr>
+          <w:rFonts w:hint="eastAsia"/>
+        </w:rPr>
+        <w:t>为因果钉扎（</w:t>
+      </w:r>
+      <w:r>
+        <w:rPr>
+          <w:rFonts w:hint="eastAsia"/>
+        </w:rPr>
+        <w:t>Causal</w:t>
+      </w:r>
+      <w:r>
+        <w:t xml:space="preserve"> </w:t>
+      </w:r>
+      <w:r>
+        <w:rPr>
+          <w:rFonts w:hint="eastAsia"/>
+        </w:rPr>
+        <w:t>Anchoring</w:t>
+      </w:r>
+      <w:r>
+        <w:rPr>
+          <w:rFonts w:hint="eastAsia"/>
+        </w:rPr>
+        <w:t>）链与带着因果的残差；</w:t>
+      </w:r>
+    </w:p>
+    <w:p>
+      <w:pPr>
+        <w:pStyle w:val="Compact"/>
+        <w:numPr>
+          <w:ilvl w:val="0"/>
+          <w:numId w:val="5"/>
+        </w:numPr>
+      </w:pPr>
+      <w:r>
+        <w:rPr>
+          <w:b/>
+          <w:bCs/>
+        </w:rPr>
+        <w:t xml:space="preserve">PO / IC / WIP / FG </w:t>
+      </w:r>
+      <w:r>
+        <w:rPr>
+          <w:rFonts w:hint="eastAsia"/>
+          <w:b/>
+          <w:bCs/>
+        </w:rPr>
+        <w:t>因果钉扎</w:t>
+      </w:r>
+      <w:r>
+        <w:rPr>
+          <w:rFonts w:hint="eastAsia"/>
+        </w:rPr>
+        <w:t>：采购单（</w:t>
+      </w:r>
+      <w:r>
+        <w:rPr>
+          <w:rFonts w:hint="eastAsia"/>
+        </w:rPr>
+        <w:t>PO</w:t>
+      </w:r>
+      <w:r>
+        <w:rPr>
+          <w:rFonts w:hint="eastAsia"/>
+        </w:rPr>
+        <w:t>）、在库库存（</w:t>
+      </w:r>
+      <w:r>
+        <w:rPr>
+          <w:rFonts w:hint="eastAsia"/>
+        </w:rPr>
+        <w:t>IC</w:t>
+      </w:r>
+      <w:r>
+        <w:rPr>
+          <w:rFonts w:hint="eastAsia"/>
+        </w:rPr>
+        <w:t>）、机台在制品（</w:t>
+      </w:r>
+      <w:r>
+        <w:rPr>
+          <w:rFonts w:hint="eastAsia"/>
+        </w:rPr>
+        <w:t>WIP</w:t>
+      </w:r>
+      <w:r>
+        <w:rPr>
+          <w:rFonts w:hint="eastAsia"/>
+        </w:rPr>
+        <w:t>）通过具体生产与物流做功，被刚性钉扎到客户销售订单（</w:t>
+      </w:r>
+      <w:r>
+        <w:rPr>
+          <w:rFonts w:hint="eastAsia"/>
+        </w:rPr>
+        <w:t>SO</w:t>
+      </w:r>
+      <w:r>
+        <w:rPr>
+          <w:rFonts w:hint="eastAsia"/>
+        </w:rPr>
+        <w:t>）和成品（</w:t>
+      </w:r>
+      <w:r>
+        <w:rPr>
+          <w:rFonts w:hint="eastAsia"/>
+        </w:rPr>
+        <w:t>FG</w:t>
+      </w:r>
+      <w:r>
+        <w:rPr>
+          <w:rFonts w:hint="eastAsia"/>
+        </w:rPr>
+        <w:t>）上；</w:t>
+      </w:r>
+    </w:p>
+    <w:p>
+      <w:pPr>
+        <w:pStyle w:val="Compact"/>
+        <w:numPr>
+          <w:ilvl w:val="0"/>
+          <w:numId w:val="5"/>
+        </w:numPr>
+      </w:pPr>
       <w:r>
         <w:rPr>
           <w:rFonts w:hint="eastAsia"/>
@@ -3140,7 +3848,7 @@
         <w:pStyle w:val="Compact"/>
         <w:numPr>
           <w:ilvl w:val="1"/>
-          <w:numId w:val="5"/>
+          <w:numId w:val="6"/>
         </w:numPr>
       </w:pPr>
       <w:r>
@@ -3149,6 +3857,7 @@
           <w:b/>
           <w:bCs/>
         </w:rPr>
+        <w:lastRenderedPageBreak/>
         <w:t>世界偏了</w:t>
       </w:r>
       <w:r>
@@ -3172,7 +3881,7 @@
         <w:pStyle w:val="Compact"/>
         <w:numPr>
           <w:ilvl w:val="1"/>
-          <w:numId w:val="5"/>
+          <w:numId w:val="6"/>
         </w:numPr>
       </w:pPr>
       <w:r>
@@ -3252,8 +3961,8 @@
       <w:pPr>
         <w:pStyle w:val="3"/>
       </w:pPr>
-      <w:bookmarkStart w:id="9" w:name="价值网络八大架构设计原则"/>
-      <w:bookmarkEnd w:id="8"/>
+      <w:bookmarkStart w:id="10" w:name="价值网络八大架构设计原则"/>
+      <w:bookmarkEnd w:id="9"/>
       <w:r>
         <w:t xml:space="preserve">3.2 </w:t>
       </w:r>
@@ -3310,7 +4019,7 @@
         <w:pStyle w:val="Compact"/>
         <w:numPr>
           <w:ilvl w:val="0"/>
-          <w:numId w:val="6"/>
+          <w:numId w:val="7"/>
         </w:numPr>
       </w:pPr>
       <w:r>
@@ -3405,7 +4114,7 @@
         <w:pStyle w:val="Compact"/>
         <w:numPr>
           <w:ilvl w:val="0"/>
-          <w:numId w:val="6"/>
+          <w:numId w:val="7"/>
         </w:numPr>
       </w:pPr>
       <w:r>
@@ -3500,7 +4209,7 @@
         <w:pStyle w:val="Compact"/>
         <w:numPr>
           <w:ilvl w:val="0"/>
-          <w:numId w:val="6"/>
+          <w:numId w:val="7"/>
         </w:numPr>
       </w:pPr>
       <w:r>
@@ -3592,7 +4301,7 @@
         <w:pStyle w:val="Compact"/>
         <w:numPr>
           <w:ilvl w:val="0"/>
-          <w:numId w:val="6"/>
+          <w:numId w:val="7"/>
         </w:numPr>
       </w:pPr>
       <w:r>
@@ -3630,7 +4339,7 @@
         <w:pStyle w:val="Compact"/>
         <w:numPr>
           <w:ilvl w:val="0"/>
-          <w:numId w:val="6"/>
+          <w:numId w:val="7"/>
         </w:numPr>
       </w:pPr>
       <w:r>
@@ -3710,7 +4419,7 @@
         <w:pStyle w:val="Compact"/>
         <w:numPr>
           <w:ilvl w:val="0"/>
-          <w:numId w:val="6"/>
+          <w:numId w:val="7"/>
         </w:numPr>
       </w:pPr>
       <w:r>
@@ -3815,7 +4524,7 @@
         <w:pStyle w:val="Compact"/>
         <w:numPr>
           <w:ilvl w:val="0"/>
-          <w:numId w:val="6"/>
+          <w:numId w:val="7"/>
         </w:numPr>
       </w:pPr>
       <w:r>
@@ -3995,7 +4704,7 @@
         <w:pStyle w:val="Compact"/>
         <w:numPr>
           <w:ilvl w:val="0"/>
-          <w:numId w:val="6"/>
+          <w:numId w:val="7"/>
         </w:numPr>
       </w:pPr>
       <w:r>
@@ -4004,7 +4713,6 @@
           <w:b/>
           <w:bCs/>
         </w:rPr>
-        <w:lastRenderedPageBreak/>
         <w:t>原则八</w:t>
       </w:r>
       <w:r>
@@ -4241,8 +4949,8 @@
     </w:p>
     <w:p>
       <w:r>
-        <w:pict w14:anchorId="5C79053C">
-          <v:rect id="_x0000_i1028" style="width:0;height:1.5pt" o:hralign="center" o:hrstd="t" o:hr="t"/>
+        <w:pict w14:anchorId="4EC86492">
+          <v:rect id="_x0000_i1029" style="width:0;height:1.5pt" o:hralign="center" o:hrstd="t" o:hr="t"/>
         </w:pict>
       </w:r>
     </w:p>
@@ -4250,10 +4958,11 @@
       <w:pPr>
         <w:pStyle w:val="2"/>
       </w:pPr>
-      <w:bookmarkStart w:id="10" w:name="形式化推导矢量对消双螺旋剪枝与钱学森-ocgs-核心原理的形式化证明"/>
-      <w:bookmarkEnd w:id="9"/>
-      <w:bookmarkEnd w:id="7"/>
-      <w:r>
+      <w:bookmarkStart w:id="11" w:name="形式化推导矢量对消双螺旋剪枝与钱学森-ocgs-核心原理的形式化证明"/>
+      <w:bookmarkEnd w:id="10"/>
+      <w:bookmarkEnd w:id="8"/>
+      <w:r>
+        <w:lastRenderedPageBreak/>
         <w:t xml:space="preserve">4. </w:t>
       </w:r>
       <w:r>
@@ -4308,7 +5017,7 @@
       <w:pPr>
         <w:pStyle w:val="3"/>
       </w:pPr>
-      <w:bookmarkStart w:id="11" w:name="定理-1矢量对消律vector-cancellation-law与物理废热定理"/>
+      <w:bookmarkStart w:id="12" w:name="定理-1矢量对消律vector-cancellation-law与物理废热定理"/>
       <w:r>
         <w:t xml:space="preserve">4.1 </w:t>
       </w:r>
@@ -5335,8 +6044,8 @@
       <w:pPr>
         <w:pStyle w:val="3"/>
       </w:pPr>
-      <w:bookmarkStart w:id="12" w:name="定理-2五维双螺旋代数剪枝与复杂度收敛"/>
-      <w:bookmarkEnd w:id="11"/>
+      <w:bookmarkStart w:id="13" w:name="定理-2五维双螺旋代数剪枝与复杂度收敛"/>
+      <w:bookmarkEnd w:id="12"/>
       <w:r>
         <w:t xml:space="preserve">4.2 </w:t>
       </w:r>
@@ -5372,9 +6081,15 @@
         </w:rPr>
         <w:t>降维治理方案表现为五维双螺旋的交织做功：</w:t>
       </w:r>
-      <w:r>
-        <w:t xml:space="preserve"> - </w:t>
-      </w:r>
+    </w:p>
+    <w:p>
+      <w:pPr>
+        <w:pStyle w:val="Compact"/>
+        <w:numPr>
+          <w:ilvl w:val="0"/>
+          <w:numId w:val="8"/>
+        </w:numPr>
+      </w:pPr>
       <w:r>
         <w:rPr>
           <w:rFonts w:hint="eastAsia"/>
@@ -5606,97 +6321,103 @@
         </w:rPr>
         <w:t>；</w:t>
       </w:r>
-      <w:r>
-        <w:t xml:space="preserve"> - </w:t>
-      </w:r>
-      <w:r>
-        <w:rPr>
-          <w:rFonts w:hint="eastAsia"/>
-          <w:b/>
-          <w:bCs/>
-        </w:rPr>
-        <w:t>右螺旋（动态演化算法螺旋）</w:t>
-      </w:r>
-      <w:r>
-        <w:rPr>
-          <w:rFonts w:hint="eastAsia"/>
-        </w:rPr>
-        <w:t>：演化算法</w:t>
-      </w:r>
-      <w:r>
-        <w:t xml:space="preserve"> </w:t>
-      </w:r>
-      <m:oMath>
-        <m:r>
-          <m:rPr>
-            <m:scr m:val="script"/>
-            <m:sty m:val="p"/>
-          </m:rPr>
-          <w:rPr>
-            <w:rFonts w:ascii="Cambria Math" w:hAnsi="Cambria Math"/>
-          </w:rPr>
-          <m:t>A</m:t>
-        </m:r>
-      </m:oMath>
-      <w:r>
-        <w:t xml:space="preserve"> </w:t>
-      </w:r>
-      <w:r>
-        <w:rPr>
-          <w:rFonts w:hint="eastAsia"/>
-        </w:rPr>
-        <w:t>执行“并发计算预演</w:t>
-      </w:r>
-      <w:r>
-        <w:t xml:space="preserve"> </w:t>
-      </w:r>
-      <m:oMath>
-        <m:r>
-          <m:rPr>
-            <m:sty m:val="p"/>
-          </m:rPr>
-          <w:rPr>
-            <w:rFonts w:ascii="Cambria Math" w:hAnsi="Cambria Math"/>
-          </w:rPr>
-          <m:t>→</m:t>
-        </m:r>
-      </m:oMath>
-      <w:r>
-        <w:t xml:space="preserve"> </w:t>
-      </w:r>
-      <w:r>
-        <w:rPr>
-          <w:rFonts w:hint="eastAsia"/>
-        </w:rPr>
-        <w:t>流形条件判断</w:t>
-      </w:r>
-      <w:r>
-        <w:t xml:space="preserve"> </w:t>
-      </w:r>
-      <m:oMath>
-        <m:r>
-          <m:rPr>
-            <m:sty m:val="p"/>
-          </m:rPr>
-          <w:rPr>
-            <w:rFonts w:ascii="Cambria Math" w:hAnsi="Cambria Math"/>
-          </w:rPr>
-          <m:t>→</m:t>
-        </m:r>
-      </m:oMath>
-      <w:r>
-        <w:t xml:space="preserve"> </w:t>
-      </w:r>
-      <w:r>
-        <w:rPr>
-          <w:rFonts w:hint="eastAsia"/>
-        </w:rPr>
-        <w:t>冗余自由度代数剪枝”的递归循环。</w:t>
-      </w:r>
     </w:p>
     <w:p>
       <w:pPr>
-        <w:pStyle w:val="a0"/>
+        <w:pStyle w:val="Compact"/>
+        <w:numPr>
+          <w:ilvl w:val="0"/>
+          <w:numId w:val="8"/>
+        </w:numPr>
+      </w:pPr>
+      <w:r>
+        <w:rPr>
+          <w:rFonts w:hint="eastAsia"/>
+          <w:b/>
+          <w:bCs/>
+        </w:rPr>
+        <w:t>右螺旋（动态演化算法螺旋）</w:t>
+      </w:r>
+      <w:r>
+        <w:rPr>
+          <w:rFonts w:hint="eastAsia"/>
+        </w:rPr>
+        <w:t>：演化算法</w:t>
+      </w:r>
+      <w:r>
+        <w:t xml:space="preserve"> </w:t>
+      </w:r>
+      <m:oMath>
+        <m:r>
+          <m:rPr>
+            <m:scr m:val="script"/>
+            <m:sty m:val="p"/>
+          </m:rPr>
+          <w:rPr>
+            <w:rFonts w:ascii="Cambria Math" w:hAnsi="Cambria Math"/>
+          </w:rPr>
+          <m:t>A</m:t>
+        </m:r>
+      </m:oMath>
+      <w:r>
+        <w:t xml:space="preserve"> </w:t>
+      </w:r>
+      <w:r>
+        <w:rPr>
+          <w:rFonts w:hint="eastAsia"/>
+        </w:rPr>
+        <w:t>执行“并发计算预演</w:t>
+      </w:r>
+      <w:r>
+        <w:t xml:space="preserve"> </w:t>
+      </w:r>
+      <m:oMath>
+        <m:r>
+          <m:rPr>
+            <m:sty m:val="p"/>
+          </m:rPr>
+          <w:rPr>
+            <w:rFonts w:ascii="Cambria Math" w:hAnsi="Cambria Math"/>
+          </w:rPr>
+          <m:t>→</m:t>
+        </m:r>
+      </m:oMath>
+      <w:r>
+        <w:t xml:space="preserve"> </w:t>
+      </w:r>
+      <w:r>
+        <w:rPr>
+          <w:rFonts w:hint="eastAsia"/>
+        </w:rPr>
+        <w:t>流形条件判断</w:t>
+      </w:r>
+      <w:r>
+        <w:t xml:space="preserve"> </w:t>
+      </w:r>
+      <m:oMath>
+        <m:r>
+          <m:rPr>
+            <m:sty m:val="p"/>
+          </m:rPr>
+          <w:rPr>
+            <w:rFonts w:ascii="Cambria Math" w:hAnsi="Cambria Math"/>
+          </w:rPr>
+          <m:t>→</m:t>
+        </m:r>
+      </m:oMath>
+      <w:r>
+        <w:t xml:space="preserve"> </w:t>
+      </w:r>
+      <w:r>
+        <w:rPr>
+          <w:rFonts w:hint="eastAsia"/>
+        </w:rPr>
+        <w:t>冗余自由度代数剪枝”的递归循环。</w:t>
+      </w:r>
+    </w:p>
+    <w:p>
+      <w:pPr>
+        <w:pStyle w:val="FirstParagraph"/>
       </w:pPr>
       <w:r>
         <w:rPr>
@@ -6940,8 +7661,8 @@
       <w:pPr>
         <w:pStyle w:val="3"/>
       </w:pPr>
-      <w:bookmarkStart w:id="13" w:name="定理-3因果-dag-有限截断闭环收敛与合规域紧支撑投影"/>
-      <w:bookmarkEnd w:id="12"/>
+      <w:bookmarkStart w:id="14" w:name="定理-3因果-dag-有限截断闭环收敛与合规域紧支撑投影"/>
+      <w:bookmarkEnd w:id="13"/>
       <w:r>
         <w:t xml:space="preserve">4.3 </w:t>
       </w:r>
@@ -8286,13 +9007,13 @@
         <w:t>s</w:t>
       </w:r>
       <w:r>
-        <w:t xml:space="preserve"> </w:t>
-      </w:r>
-      <w:r>
-        <w:rPr>
-          <w:rFonts w:hint="eastAsia"/>
-        </w:rPr>
-        <w:t>Law</w:t>
+        <w:t xml:space="preserve"> Law, Goodhart, </w:t>
+      </w:r>
+      <w:r>
+        <w:rPr>
+          <w:rFonts w:hint="eastAsia"/>
+        </w:rPr>
+        <w:t>1984</w:t>
       </w:r>
       <w:r>
         <w:rPr>
@@ -8305,8 +9026,8 @@
       <w:pPr>
         <w:pStyle w:val="3"/>
       </w:pPr>
-      <w:bookmarkStart w:id="14" w:name="核心定理钱学森开放复杂巨系统ocgs三大原则的形式化证明定理"/>
-      <w:bookmarkEnd w:id="13"/>
+      <w:bookmarkStart w:id="15" w:name="核心定理钱学森开放复杂巨系统ocgs三大原则的形式化证明定理"/>
+      <w:bookmarkEnd w:id="14"/>
       <w:r>
         <w:t xml:space="preserve">4.4 </w:t>
       </w:r>
@@ -8333,9 +9054,6 @@
       <w:pPr>
         <w:pStyle w:val="aa"/>
       </w:pPr>
-      <w:r>
-        <w:t xml:space="preserve">[!IMPORTANT] </w:t>
-      </w:r>
       <w:r>
         <w:rPr>
           <w:rFonts w:hint="eastAsia"/>
@@ -8671,7 +9389,7 @@
       <w:pPr>
         <w:numPr>
           <w:ilvl w:val="0"/>
-          <w:numId w:val="7"/>
+          <w:numId w:val="9"/>
         </w:numPr>
       </w:pPr>
       <w:r>
@@ -8958,7 +9676,7 @@
       <w:pPr>
         <w:numPr>
           <w:ilvl w:val="0"/>
-          <w:numId w:val="7"/>
+          <w:numId w:val="9"/>
         </w:numPr>
       </w:pPr>
       <w:r>
@@ -9592,7 +10310,7 @@
       <w:pPr>
         <w:numPr>
           <w:ilvl w:val="0"/>
-          <w:numId w:val="7"/>
+          <w:numId w:val="9"/>
         </w:numPr>
       </w:pPr>
       <w:r>
@@ -10357,10 +11075,14 @@
         </w:rPr>
         <w:t>：</w:t>
       </w:r>
-      <w:r>
-        <w:br/>
-        <w:t xml:space="preserve">1. </w:t>
-      </w:r>
+    </w:p>
+    <w:p>
+      <w:pPr>
+        <w:numPr>
+          <w:ilvl w:val="0"/>
+          <w:numId w:val="10"/>
+        </w:numPr>
+      </w:pPr>
       <w:r>
         <w:rPr>
           <w:rFonts w:hint="eastAsia"/>
@@ -10722,9 +11444,14 @@
         </w:rPr>
         <w:t>线性轨道约束，构成立体协同之充分条件。</w:t>
       </w:r>
-      <w:r>
-        <w:t xml:space="preserve"> 2. </w:t>
-      </w:r>
+    </w:p>
+    <w:p>
+      <w:pPr>
+        <w:numPr>
+          <w:ilvl w:val="0"/>
+          <w:numId w:val="10"/>
+        </w:numPr>
+      </w:pPr>
       <w:r>
         <w:rPr>
           <w:rFonts w:hint="eastAsia"/>
@@ -11137,9 +11864,14 @@
         </w:rPr>
         <w:t>均衡）。在划界与耗散构造前提下，闭环可计算性成立。</w:t>
       </w:r>
-      <w:r>
-        <w:t xml:space="preserve"> 3. </w:t>
-      </w:r>
+    </w:p>
+    <w:p>
+      <w:pPr>
+        <w:numPr>
+          <w:ilvl w:val="0"/>
+          <w:numId w:val="10"/>
+        </w:numPr>
+      </w:pPr>
       <w:r>
         <w:rPr>
           <w:rFonts w:hint="eastAsia"/>
@@ -11498,7 +12230,7 @@
     </w:p>
     <w:p>
       <w:pPr>
-        <w:pStyle w:val="a0"/>
+        <w:pStyle w:val="FirstParagraph"/>
       </w:pPr>
       <w:r>
         <w:rPr>
@@ -11754,7 +12486,14 @@
         <w:rPr>
           <w:rFonts w:hint="eastAsia"/>
         </w:rPr>
-        <w:t>，本文给出了总体设计部打破纳什死锁的必要条件、及其配合刚性势垒构成立体协同的充分条件；给出了综合集成研讨厅在受限图类上实现可计算性的充分条件；以及人机结合中人类元认知修宪的必要条件与做功算子张量积的充分条件。其推广至一般</w:t>
+        <w:t>，本文给出了总体设计部打破纳什死锁的必要条件、及其配合刚性势垒构成立体协同的充分条件；给出了综合集成研</w:t>
+      </w:r>
+      <w:r>
+        <w:rPr>
+          <w:rFonts w:hint="eastAsia"/>
+        </w:rPr>
+        <w:lastRenderedPageBreak/>
+        <w:t>讨厅在受限图类上实现可计算性的充分条件；以及人机结合中人类元认知修宪的必要条件与做功算子张量积的充分条件。其推广至一般</w:t>
       </w:r>
       <w:r>
         <w:t xml:space="preserve"> OCGS </w:t>
@@ -11828,9 +12567,8 @@
     </w:p>
     <w:p>
       <w:r>
-        <w:lastRenderedPageBreak/>
-        <w:pict w14:anchorId="29CAC303">
-          <v:rect id="_x0000_i1029" style="width:0;height:1.5pt" o:hralign="center" o:hrstd="t" o:hr="t"/>
+        <w:pict w14:anchorId="78C71638">
+          <v:rect id="_x0000_i1030" style="width:0;height:1.5pt" o:hralign="center" o:hrstd="t" o:hr="t"/>
         </w:pict>
       </w:r>
     </w:p>
@@ -11838,9 +12576,9 @@
       <w:pPr>
         <w:pStyle w:val="2"/>
       </w:pPr>
-      <w:bookmarkStart w:id="15" w:name="架构治理三位一体能力与医学院交付模式"/>
-      <w:bookmarkEnd w:id="14"/>
-      <w:bookmarkEnd w:id="10"/>
+      <w:bookmarkStart w:id="16" w:name="架构治理三位一体能力与医学院交付模式"/>
+      <w:bookmarkEnd w:id="15"/>
+      <w:bookmarkEnd w:id="11"/>
       <w:r>
         <w:t xml:space="preserve">5. </w:t>
       </w:r>
@@ -11869,428 +12607,6 @@
           <w:rFonts w:hint="eastAsia"/>
         </w:rPr>
         <w:t>物理实在与复杂巨系统特性，本文提出企业必须构建三大架构治理支撑：</w:t>
-      </w:r>
-      <w:r>
-        <w:t xml:space="preserve"> - </w:t>
-      </w:r>
-      <w:r>
-        <w:rPr>
-          <w:rFonts w:hint="eastAsia"/>
-          <w:b/>
-          <w:bCs/>
-        </w:rPr>
-        <w:t>“人在环外、人机协同”分工</w:t>
-      </w:r>
-      <w:r>
-        <w:rPr>
-          <w:rFonts w:hint="eastAsia"/>
-        </w:rPr>
-        <w:t>：人类负责二阶元认知修宪算子</w:t>
-      </w:r>
-      <w:r>
-        <w:t xml:space="preserve"> </w:t>
-      </w:r>
-      <m:oMath>
-        <m:sSub>
-          <m:sSubPr>
-            <m:ctrlPr>
-              <w:rPr>
-                <w:rFonts w:ascii="Cambria Math" w:hAnsi="Cambria Math"/>
-              </w:rPr>
-            </m:ctrlPr>
-          </m:sSubPr>
-          <m:e>
-            <m:r>
-              <m:rPr>
-                <m:sty m:val="p"/>
-              </m:rPr>
-              <w:rPr>
-                <w:rFonts w:ascii="Cambria Math" w:hAnsi="Cambria Math"/>
-              </w:rPr>
-              <m:t>Φ</m:t>
-            </m:r>
-          </m:e>
-          <m:sub>
-            <m:r>
-              <m:rPr>
-                <m:nor/>
-              </m:rPr>
-              <m:t>Human</m:t>
-            </m:r>
-          </m:sub>
-        </m:sSub>
-      </m:oMath>
-      <w:r>
-        <w:t xml:space="preserve"> </w:t>
-      </w:r>
-      <w:r>
-        <w:rPr>
-          <w:rFonts w:hint="eastAsia"/>
-        </w:rPr>
-        <w:t>与合规约束红线</w:t>
-      </w:r>
-      <w:r>
-        <w:t xml:space="preserve"> </w:t>
-      </w:r>
-      <m:oMath>
-        <m:sSub>
-          <m:sSubPr>
-            <m:ctrlPr>
-              <w:rPr>
-                <w:rFonts w:ascii="Cambria Math" w:hAnsi="Cambria Math"/>
-              </w:rPr>
-            </m:ctrlPr>
-          </m:sSubPr>
-          <m:e>
-            <m:r>
-              <w:rPr>
-                <w:rFonts w:ascii="Cambria Math" w:hAnsi="Cambria Math"/>
-              </w:rPr>
-              <m:t>E</m:t>
-            </m:r>
-          </m:e>
-          <m:sub>
-            <m:r>
-              <m:rPr>
-                <m:nor/>
-              </m:rPr>
-              <m:t>supp</m:t>
-            </m:r>
-          </m:sub>
-        </m:sSub>
-      </m:oMath>
-      <w:r>
-        <w:rPr>
-          <w:rFonts w:hint="eastAsia"/>
-        </w:rPr>
-        <w:t>；硅基系统在刚性流形</w:t>
-      </w:r>
-      <w:r>
-        <w:t xml:space="preserve"> </w:t>
-      </w:r>
-      <m:oMath>
-        <m:sSub>
-          <m:sSubPr>
-            <m:ctrlPr>
-              <w:rPr>
-                <w:rFonts w:ascii="Cambria Math" w:hAnsi="Cambria Math"/>
-              </w:rPr>
-            </m:ctrlPr>
-          </m:sSubPr>
-          <m:e>
-            <m:r>
-              <m:rPr>
-                <m:sty m:val="p"/>
-              </m:rPr>
-              <w:rPr>
-                <w:rFonts w:ascii="Cambria Math" w:hAnsi="Cambria Math"/>
-              </w:rPr>
-              <m:t>Π</m:t>
-            </m:r>
-          </m:e>
-          <m:sub>
-            <m:r>
-              <m:rPr>
-                <m:sty m:val="p"/>
-              </m:rPr>
-              <w:rPr>
-                <w:rFonts w:ascii="Cambria Math" w:hAnsi="Cambria Math"/>
-              </w:rPr>
-              <m:t>⊥</m:t>
-            </m:r>
-          </m:sub>
-        </m:sSub>
-      </m:oMath>
-      <w:r>
-        <w:t xml:space="preserve"> </w:t>
-      </w:r>
-      <w:r>
-        <w:rPr>
-          <w:rFonts w:hint="eastAsia"/>
-        </w:rPr>
-        <w:t>内执行极速一阶代数剪枝与自动化决策反写。</w:t>
-      </w:r>
-      <w:r>
-        <w:t xml:space="preserve"> - </w:t>
-      </w:r>
-      <w:r>
-        <w:rPr>
-          <w:rFonts w:hint="eastAsia"/>
-          <w:b/>
-          <w:bCs/>
-        </w:rPr>
-        <w:t>“三位一体”融合架构能力</w:t>
-      </w:r>
-      <w:r>
-        <w:rPr>
-          <w:rFonts w:hint="eastAsia"/>
-        </w:rPr>
-        <w:t>：</w:t>
-      </w:r>
-      <w:r>
-        <w:t xml:space="preserve"> - </w:t>
-      </w:r>
-      <w:r>
-        <w:rPr>
-          <w:rFonts w:hint="eastAsia"/>
-          <w:b/>
-          <w:bCs/>
-        </w:rPr>
-        <w:t>业务解码能力</w:t>
-      </w:r>
-      <w:r>
-        <w:rPr>
-          <w:rFonts w:hint="eastAsia"/>
-        </w:rPr>
-        <w:t>：穿透科层，细粒度解析物理实体的强耦合因果拓扑；</w:t>
-      </w:r>
-      <w:r>
-        <w:t xml:space="preserve"> - </w:t>
-      </w:r>
-      <w:r>
-        <w:rPr>
-          <w:rFonts w:hint="eastAsia"/>
-          <w:b/>
-          <w:bCs/>
-        </w:rPr>
-        <w:t>系统建模能力</w:t>
-      </w:r>
-      <w:r>
-        <w:rPr>
-          <w:rFonts w:hint="eastAsia"/>
-        </w:rPr>
-        <w:t>：将解构逻辑无损映射为五维完备状态流形与可收敛算法；</w:t>
-      </w:r>
-      <w:r>
-        <w:t xml:space="preserve"> - </w:t>
-      </w:r>
-      <w:r>
-        <w:rPr>
-          <w:rFonts w:hint="eastAsia"/>
-          <w:b/>
-          <w:bCs/>
-        </w:rPr>
-        <w:t>闭环协同能力</w:t>
-      </w:r>
-      <w:r>
-        <w:rPr>
-          <w:rFonts w:hint="eastAsia"/>
-        </w:rPr>
-        <w:t>：实现自动化决策反写（</w:t>
-      </w:r>
-      <w:r>
-        <w:rPr>
-          <w:rFonts w:hint="eastAsia"/>
-        </w:rPr>
-        <w:t>Write-Back</w:t>
-      </w:r>
-      <w:r>
-        <w:rPr>
-          <w:rFonts w:hint="eastAsia"/>
-        </w:rPr>
-        <w:t>）与残差自愈。</w:t>
-      </w:r>
-      <w:r>
-        <w:t xml:space="preserve"> - </w:t>
-      </w:r>
-      <w:r>
-        <w:rPr>
-          <w:rFonts w:hint="eastAsia"/>
-          <w:b/>
-          <w:bCs/>
-        </w:rPr>
-        <w:t>交付主权的“医学院模式”</w:t>
-      </w:r>
-      <w:r>
-        <w:rPr>
-          <w:rFonts w:hint="eastAsia"/>
-        </w:rPr>
-        <w:t>：与传统售完即离（</w:t>
-      </w:r>
-      <w:r>
-        <w:rPr>
-          <w:rFonts w:hint="eastAsia"/>
-        </w:rPr>
-        <w:t>sell-and-forget</w:t>
-      </w:r>
-      <w:r>
-        <w:rPr>
-          <w:rFonts w:hint="eastAsia"/>
-        </w:rPr>
-        <w:t>）的软件套件或黑盒订阅不同，“医学院模式”提供开箱（</w:t>
-      </w:r>
-      <w:r>
-        <w:rPr>
-          <w:rFonts w:hint="eastAsia"/>
-        </w:rPr>
-        <w:t>Open-Box</w:t>
-      </w:r>
-      <w:r>
-        <w:rPr>
-          <w:rFonts w:hint="eastAsia"/>
-        </w:rPr>
-        <w:t>）源代码交付、双重团队培养（业务</w:t>
-      </w:r>
-      <w:r>
-        <w:t xml:space="preserve"> + </w:t>
-      </w:r>
-      <w:r>
-        <w:rPr>
-          <w:rFonts w:hint="eastAsia"/>
-        </w:rPr>
-        <w:t>算法）与长期自愈主权，帮助企业建立自持的抗熵能力。</w:t>
-      </w:r>
-    </w:p>
-    <w:p>
-      <w:r>
-        <w:pict w14:anchorId="62A8195D">
-          <v:rect id="_x0000_i1030" style="width:0;height:1.5pt" o:hralign="center" o:hrstd="t" o:hr="t"/>
-        </w:pict>
-      </w:r>
-    </w:p>
-    <w:p>
-      <w:pPr>
-        <w:pStyle w:val="2"/>
-      </w:pPr>
-      <w:bookmarkStart w:id="16" w:name="结论"/>
-      <w:bookmarkEnd w:id="15"/>
-      <w:r>
-        <w:t xml:space="preserve">6. </w:t>
-      </w:r>
-      <w:r>
-        <w:rPr>
-          <w:rFonts w:hint="eastAsia"/>
-        </w:rPr>
-        <w:t>结论</w:t>
-      </w:r>
-    </w:p>
-    <w:p>
-      <w:pPr>
-        <w:pStyle w:val="FirstParagraph"/>
-      </w:pPr>
-      <w:r>
-        <w:rPr>
-          <w:rFonts w:hint="eastAsia"/>
-        </w:rPr>
-        <w:t>数字化转型中</w:t>
-      </w:r>
-      <w:r>
-        <w:t xml:space="preserve"> ROIC </w:t>
-      </w:r>
-      <w:r>
-        <w:rPr>
-          <w:rFonts w:hint="eastAsia"/>
-        </w:rPr>
-        <w:t>不升反降的根本原因，在于用</w:t>
-      </w:r>
-      <w:r>
-        <w:t xml:space="preserve"> IID </w:t>
-      </w:r>
-      <w:r>
-        <w:rPr>
-          <w:rFonts w:hint="eastAsia"/>
-        </w:rPr>
-        <w:t>的弱耦合旧假设求解</w:t>
-      </w:r>
-      <w:r>
-        <w:t xml:space="preserve"> Non-IID </w:t>
-      </w:r>
-      <w:r>
-        <w:rPr>
-          <w:rFonts w:hint="eastAsia"/>
-        </w:rPr>
-        <w:t>的强耦合新物理。本文横跨价值链管理与系统科学，从非独立同分布物理实在出发，建立了价值链物理学范式，推导出了物理五维完备状态流形与八大架构设计原则；形式化证明了矢量对消律、五维双螺旋代数剪枝与因果</w:t>
-      </w:r>
-      <w:r>
-        <w:t xml:space="preserve"> DAG </w:t>
-      </w:r>
-      <w:r>
-        <w:rPr>
-          <w:rFonts w:hint="eastAsia"/>
-        </w:rPr>
-        <w:t>单向推演收敛定理。</w:t>
-      </w:r>
-    </w:p>
-    <w:p>
-      <w:pPr>
-        <w:pStyle w:val="a0"/>
-      </w:pPr>
-      <w:r>
-        <w:rPr>
-          <w:rFonts w:hint="eastAsia"/>
-        </w:rPr>
-        <w:t>本文的核心理论突破在于，在构建价值链物理学的同时，针对具备因果特征线正交剪枝特征的实体价值网络类开放复杂巨系统，形式化给出了钱学森</w:t>
-      </w:r>
-      <w:r>
-        <w:t xml:space="preserve"> OCGS </w:t>
-      </w:r>
-      <w:r>
-        <w:rPr>
-          <w:rFonts w:hint="eastAsia"/>
-        </w:rPr>
-        <w:t>三大核心原则（总体设计部打破纳什死锁的必要条件与配合刚性势垒的充分条件、综合集成研讨厅在受限图类上实现可计算性的充分条件，以及人机结合中人类元认知修宪的必要条件与做功算子张量积的充分条件），在受限结构下规避了</w:t>
-      </w:r>
-      <w:r>
-        <w:t xml:space="preserve"> Wolfram </w:t>
-      </w:r>
-      <w:r>
-        <w:rPr>
-          <w:rFonts w:hint="eastAsia"/>
-        </w:rPr>
-        <w:t>计算不可约性天堑。构建物理级“计划</w:t>
-      </w:r>
-      <w:r>
-        <w:rPr>
-          <w:rFonts w:hint="eastAsia"/>
-        </w:rPr>
-        <w:t>-</w:t>
-      </w:r>
-      <w:r>
-        <w:rPr>
-          <w:rFonts w:hint="eastAsia"/>
-        </w:rPr>
-        <w:t>执行</w:t>
-      </w:r>
-      <w:r>
-        <w:rPr>
-          <w:rFonts w:hint="eastAsia"/>
-        </w:rPr>
-        <w:t>-</w:t>
-      </w:r>
-      <w:r>
-        <w:rPr>
-          <w:rFonts w:hint="eastAsia"/>
-        </w:rPr>
-        <w:t>反馈”自愈闭环，是降低系统内部协同损耗、提升</w:t>
-      </w:r>
-      <w:r>
-        <w:t xml:space="preserve"> ROIC </w:t>
-      </w:r>
-      <w:r>
-        <w:rPr>
-          <w:rFonts w:hint="eastAsia"/>
-        </w:rPr>
-        <w:t>的有效路径。</w:t>
-      </w:r>
-    </w:p>
-    <w:p>
-      <w:r>
-        <w:pict w14:anchorId="65E1E55E">
-          <v:rect id="_x0000_i1031" style="width:0;height:1.5pt" o:hralign="center" o:hrstd="t" o:hr="t"/>
-        </w:pict>
-      </w:r>
-    </w:p>
-    <w:p>
-      <w:pPr>
-        <w:pStyle w:val="2"/>
-      </w:pPr>
-      <w:bookmarkStart w:id="17" w:name="参考文献"/>
-      <w:bookmarkEnd w:id="16"/>
-      <w:r>
-        <w:rPr>
-          <w:rFonts w:hint="eastAsia"/>
-        </w:rPr>
-        <w:t>参考文献</w:t>
       </w:r>
     </w:p>
     <w:p>
@@ -12298,85 +12614,145 @@
         <w:pStyle w:val="Compact"/>
         <w:numPr>
           <w:ilvl w:val="0"/>
-          <w:numId w:val="8"/>
+          <w:numId w:val="11"/>
         </w:numPr>
       </w:pPr>
       <w:r>
         <w:rPr>
           <w:rFonts w:hint="eastAsia"/>
-        </w:rPr>
-        <w:t>钱学森</w:t>
-      </w:r>
-      <w:r>
-        <w:rPr>
-          <w:rFonts w:hint="eastAsia"/>
-        </w:rPr>
-        <w:t>,</w:t>
-      </w:r>
-      <w:r>
-        <w:t xml:space="preserve"> </w:t>
-      </w:r>
-      <w:r>
-        <w:rPr>
-          <w:rFonts w:hint="eastAsia"/>
-        </w:rPr>
-        <w:t>于景元</w:t>
-      </w:r>
-      <w:r>
-        <w:rPr>
-          <w:rFonts w:hint="eastAsia"/>
-        </w:rPr>
-        <w:t>,</w:t>
-      </w:r>
-      <w:r>
-        <w:t xml:space="preserve"> </w:t>
-      </w:r>
-      <w:r>
-        <w:rPr>
-          <w:rFonts w:hint="eastAsia"/>
-        </w:rPr>
-        <w:t>戴汝为</w:t>
-      </w:r>
-      <w:r>
-        <w:rPr>
-          <w:rFonts w:hint="eastAsia"/>
-        </w:rPr>
-        <w:t>.</w:t>
-      </w:r>
-      <w:r>
-        <w:t xml:space="preserve"> 1990. </w:t>
-      </w:r>
-      <w:r>
-        <w:rPr>
-          <w:rFonts w:hint="eastAsia"/>
-        </w:rPr>
-        <w:t>“一个科学新领域——开放的复杂巨系统及其方法论</w:t>
-      </w:r>
-      <w:r>
-        <w:rPr>
-          <w:rFonts w:hint="eastAsia"/>
-        </w:rPr>
-        <w:t>.</w:t>
-      </w:r>
-      <w:r>
-        <w:rPr>
-          <w:rFonts w:hint="eastAsia"/>
-        </w:rPr>
-        <w:t>”</w:t>
-      </w:r>
-      <w:r>
-        <w:t xml:space="preserve"> </w:t>
-      </w:r>
-      <w:r>
-        <w:rPr>
-          <w:rFonts w:hint="eastAsia"/>
-          <w:i/>
-          <w:iCs/>
-        </w:rPr>
-        <w:t>自然杂志</w:t>
-      </w:r>
-      <w:r>
-        <w:t>, 13(1), pp. 3-10.</w:t>
+          <w:b/>
+          <w:bCs/>
+        </w:rPr>
+        <w:t>“人在环外、人机协同”分工</w:t>
+      </w:r>
+      <w:r>
+        <w:rPr>
+          <w:rFonts w:hint="eastAsia"/>
+        </w:rPr>
+        <w:t>：人类负责二阶元认知修宪算子</w:t>
+      </w:r>
+      <w:r>
+        <w:t xml:space="preserve"> </w:t>
+      </w:r>
+      <m:oMath>
+        <m:sSub>
+          <m:sSubPr>
+            <m:ctrlPr>
+              <w:rPr>
+                <w:rFonts w:ascii="Cambria Math" w:hAnsi="Cambria Math"/>
+              </w:rPr>
+            </m:ctrlPr>
+          </m:sSubPr>
+          <m:e>
+            <m:r>
+              <m:rPr>
+                <m:sty m:val="p"/>
+              </m:rPr>
+              <w:rPr>
+                <w:rFonts w:ascii="Cambria Math" w:hAnsi="Cambria Math"/>
+              </w:rPr>
+              <m:t>Φ</m:t>
+            </m:r>
+          </m:e>
+          <m:sub>
+            <m:r>
+              <m:rPr>
+                <m:nor/>
+              </m:rPr>
+              <m:t>Human</m:t>
+            </m:r>
+          </m:sub>
+        </m:sSub>
+      </m:oMath>
+      <w:r>
+        <w:t xml:space="preserve"> </w:t>
+      </w:r>
+      <w:r>
+        <w:rPr>
+          <w:rFonts w:hint="eastAsia"/>
+        </w:rPr>
+        <w:t>与合规约束红线</w:t>
+      </w:r>
+      <w:r>
+        <w:t xml:space="preserve"> </w:t>
+      </w:r>
+      <m:oMath>
+        <m:sSub>
+          <m:sSubPr>
+            <m:ctrlPr>
+              <w:rPr>
+                <w:rFonts w:ascii="Cambria Math" w:hAnsi="Cambria Math"/>
+              </w:rPr>
+            </m:ctrlPr>
+          </m:sSubPr>
+          <m:e>
+            <m:r>
+              <w:rPr>
+                <w:rFonts w:ascii="Cambria Math" w:hAnsi="Cambria Math"/>
+              </w:rPr>
+              <m:t>E</m:t>
+            </m:r>
+          </m:e>
+          <m:sub>
+            <m:r>
+              <m:rPr>
+                <m:nor/>
+              </m:rPr>
+              <m:t>supp</m:t>
+            </m:r>
+          </m:sub>
+        </m:sSub>
+      </m:oMath>
+      <w:r>
+        <w:rPr>
+          <w:rFonts w:hint="eastAsia"/>
+        </w:rPr>
+        <w:t>；硅基系统在刚性流形</w:t>
+      </w:r>
+      <w:r>
+        <w:t xml:space="preserve"> </w:t>
+      </w:r>
+      <m:oMath>
+        <m:sSub>
+          <m:sSubPr>
+            <m:ctrlPr>
+              <w:rPr>
+                <w:rFonts w:ascii="Cambria Math" w:hAnsi="Cambria Math"/>
+              </w:rPr>
+            </m:ctrlPr>
+          </m:sSubPr>
+          <m:e>
+            <m:r>
+              <m:rPr>
+                <m:sty m:val="p"/>
+              </m:rPr>
+              <w:rPr>
+                <w:rFonts w:ascii="Cambria Math" w:hAnsi="Cambria Math"/>
+              </w:rPr>
+              <m:t>Π</m:t>
+            </m:r>
+          </m:e>
+          <m:sub>
+            <m:r>
+              <m:rPr>
+                <m:sty m:val="p"/>
+              </m:rPr>
+              <w:rPr>
+                <w:rFonts w:ascii="Cambria Math" w:hAnsi="Cambria Math"/>
+              </w:rPr>
+              <m:t>⊥</m:t>
+            </m:r>
+          </m:sub>
+        </m:sSub>
+      </m:oMath>
+      <w:r>
+        <w:t xml:space="preserve"> </w:t>
+      </w:r>
+      <w:r>
+        <w:rPr>
+          <w:rFonts w:hint="eastAsia"/>
+        </w:rPr>
+        <w:t>内执行极速一阶代数剪枝与自动化决策反写。</w:t>
       </w:r>
     </w:p>
     <w:p>
@@ -12384,21 +12760,103 @@
         <w:pStyle w:val="Compact"/>
         <w:numPr>
           <w:ilvl w:val="0"/>
-          <w:numId w:val="8"/>
+          <w:numId w:val="11"/>
         </w:numPr>
       </w:pPr>
       <w:r>
-        <w:t xml:space="preserve">Meng, F. 2026. </w:t>
-      </w:r>
-      <w:r>
-        <w:rPr>
-          <w:i/>
-          <w:iCs/>
-        </w:rPr>
-        <w:t>System and Complexity Science: Generation, Persistence, and Evolution of Order (Complete Monograph and Supporting Papers)</w:t>
-      </w:r>
-      <w:r>
-        <w:t xml:space="preserve"> (Version 2.0). Zenodo. DOI: 10.5281/zenodo.22033928.</w:t>
+        <w:rPr>
+          <w:rFonts w:hint="eastAsia"/>
+          <w:b/>
+          <w:bCs/>
+        </w:rPr>
+        <w:t>“三位一体”融合架构能力</w:t>
+      </w:r>
+      <w:r>
+        <w:rPr>
+          <w:rFonts w:hint="eastAsia"/>
+        </w:rPr>
+        <w:t>：</w:t>
+      </w:r>
+    </w:p>
+    <w:p>
+      <w:pPr>
+        <w:pStyle w:val="Compact"/>
+        <w:numPr>
+          <w:ilvl w:val="1"/>
+          <w:numId w:val="12"/>
+        </w:numPr>
+      </w:pPr>
+      <w:r>
+        <w:rPr>
+          <w:rFonts w:hint="eastAsia"/>
+          <w:b/>
+          <w:bCs/>
+        </w:rPr>
+        <w:t>业务解码能力</w:t>
+      </w:r>
+      <w:r>
+        <w:rPr>
+          <w:rFonts w:hint="eastAsia"/>
+        </w:rPr>
+        <w:t>：穿透科层，细粒度解析物理实体的强耦合因果拓扑；</w:t>
+      </w:r>
+    </w:p>
+    <w:p>
+      <w:pPr>
+        <w:pStyle w:val="Compact"/>
+        <w:numPr>
+          <w:ilvl w:val="1"/>
+          <w:numId w:val="12"/>
+        </w:numPr>
+      </w:pPr>
+      <w:r>
+        <w:rPr>
+          <w:rFonts w:hint="eastAsia"/>
+          <w:b/>
+          <w:bCs/>
+        </w:rPr>
+        <w:t>系统建模能力</w:t>
+      </w:r>
+      <w:r>
+        <w:rPr>
+          <w:rFonts w:hint="eastAsia"/>
+        </w:rPr>
+        <w:t>：将解构逻辑无损映射为五维完备状态流形与可收敛算法；</w:t>
+      </w:r>
+    </w:p>
+    <w:p>
+      <w:pPr>
+        <w:pStyle w:val="Compact"/>
+        <w:numPr>
+          <w:ilvl w:val="1"/>
+          <w:numId w:val="12"/>
+        </w:numPr>
+      </w:pPr>
+      <w:r>
+        <w:rPr>
+          <w:rFonts w:hint="eastAsia"/>
+          <w:b/>
+          <w:bCs/>
+        </w:rPr>
+        <w:t>闭环协同能力</w:t>
+      </w:r>
+      <w:r>
+        <w:rPr>
+          <w:rFonts w:hint="eastAsia"/>
+        </w:rPr>
+        <w:t>：实现自动化决策反写（</w:t>
+      </w:r>
+      <w:r>
+        <w:rPr>
+          <w:rFonts w:hint="eastAsia"/>
+        </w:rPr>
+        <w:t>Write-Back</w:t>
+      </w:r>
+      <w:r>
+        <w:rPr>
+          <w:rFonts w:hint="eastAsia"/>
+        </w:rPr>
+        <w:t>）与残差自愈。</w:t>
       </w:r>
     </w:p>
     <w:p>
@@ -12406,21 +12864,208 @@
         <w:pStyle w:val="Compact"/>
         <w:numPr>
           <w:ilvl w:val="0"/>
-          <w:numId w:val="8"/>
+          <w:numId w:val="11"/>
         </w:numPr>
       </w:pPr>
       <w:r>
-        <w:t xml:space="preserve">Ashby, W. R. 1956. </w:t>
-      </w:r>
-      <w:r>
-        <w:rPr>
-          <w:i/>
-          <w:iCs/>
-        </w:rPr>
-        <w:t>An Introduction to Cybernetics</w:t>
-      </w:r>
-      <w:r>
-        <w:t>. London: Chapman &amp; Hall.</w:t>
+        <w:rPr>
+          <w:rFonts w:hint="eastAsia"/>
+          <w:b/>
+          <w:bCs/>
+        </w:rPr>
+        <w:t>交付主权的“医学院模式”</w:t>
+      </w:r>
+      <w:r>
+        <w:rPr>
+          <w:rFonts w:hint="eastAsia"/>
+        </w:rPr>
+        <w:t>：与传统售完即离（</w:t>
+      </w:r>
+      <w:r>
+        <w:rPr>
+          <w:rFonts w:hint="eastAsia"/>
+        </w:rPr>
+        <w:t>sell-and-forget</w:t>
+      </w:r>
+      <w:r>
+        <w:rPr>
+          <w:rFonts w:hint="eastAsia"/>
+        </w:rPr>
+        <w:t>）的软件套件或黑盒订阅不同，“医学院模式”提供开箱（</w:t>
+      </w:r>
+      <w:r>
+        <w:rPr>
+          <w:rFonts w:hint="eastAsia"/>
+        </w:rPr>
+        <w:t>Open-Box</w:t>
+      </w:r>
+      <w:r>
+        <w:rPr>
+          <w:rFonts w:hint="eastAsia"/>
+        </w:rPr>
+        <w:t>）源代码交付、双重团队培养（业务</w:t>
+      </w:r>
+      <w:r>
+        <w:t xml:space="preserve"> + </w:t>
+      </w:r>
+      <w:r>
+        <w:rPr>
+          <w:rFonts w:hint="eastAsia"/>
+        </w:rPr>
+        <w:t>算法）与长期自愈主权，帮助企业建立自持的抗熵能力。</w:t>
+      </w:r>
+    </w:p>
+    <w:p>
+      <w:r>
+        <w:pict w14:anchorId="08AC52BD">
+          <v:rect id="_x0000_i1031" style="width:0;height:1.5pt" o:hralign="center" o:hrstd="t" o:hr="t"/>
+        </w:pict>
+      </w:r>
+    </w:p>
+    <w:p>
+      <w:pPr>
+        <w:pStyle w:val="2"/>
+      </w:pPr>
+      <w:bookmarkStart w:id="17" w:name="结论"/>
+      <w:bookmarkEnd w:id="16"/>
+      <w:r>
+        <w:t xml:space="preserve">6. </w:t>
+      </w:r>
+      <w:r>
+        <w:rPr>
+          <w:rFonts w:hint="eastAsia"/>
+        </w:rPr>
+        <w:t>结论</w:t>
+      </w:r>
+    </w:p>
+    <w:p>
+      <w:pPr>
+        <w:pStyle w:val="FirstParagraph"/>
+      </w:pPr>
+      <w:r>
+        <w:rPr>
+          <w:rFonts w:hint="eastAsia"/>
+        </w:rPr>
+        <w:t>数字化转型中</w:t>
+      </w:r>
+      <w:r>
+        <w:t xml:space="preserve"> ROIC </w:t>
+      </w:r>
+      <w:r>
+        <w:rPr>
+          <w:rFonts w:hint="eastAsia"/>
+        </w:rPr>
+        <w:t>不升反降的根本原因，在于用</w:t>
+      </w:r>
+      <w:r>
+        <w:t xml:space="preserve"> IID </w:t>
+      </w:r>
+      <w:r>
+        <w:rPr>
+          <w:rFonts w:hint="eastAsia"/>
+        </w:rPr>
+        <w:t>的弱耦合旧假设求解</w:t>
+      </w:r>
+      <w:r>
+        <w:t xml:space="preserve"> Non-IID </w:t>
+      </w:r>
+      <w:r>
+        <w:rPr>
+          <w:rFonts w:hint="eastAsia"/>
+        </w:rPr>
+        <w:t>的强耦合新物理。本文横跨价值链管理与系统科学，从非独立同分布物理实在出发，建立了价值链物理学范式，推导出了物理五维完备状态流形与八大架构设计原则；形式化证明了矢量对消律、五维双螺旋代数剪枝与因果</w:t>
+      </w:r>
+      <w:r>
+        <w:t xml:space="preserve"> DAG </w:t>
+      </w:r>
+      <w:r>
+        <w:rPr>
+          <w:rFonts w:hint="eastAsia"/>
+        </w:rPr>
+        <w:t>单向推演收敛定理。</w:t>
+      </w:r>
+    </w:p>
+    <w:p>
+      <w:pPr>
+        <w:pStyle w:val="a0"/>
+      </w:pPr>
+      <w:r>
+        <w:rPr>
+          <w:rFonts w:hint="eastAsia"/>
+        </w:rPr>
+        <w:t>本文的核心理论突破在于，在构建价值链物理学的同时，针对具备因果特征线正交剪枝特征的实体价值网络类开放复杂巨系统，形式化给出了钱学森</w:t>
+      </w:r>
+      <w:r>
+        <w:t xml:space="preserve"> OCGS </w:t>
+      </w:r>
+      <w:r>
+        <w:rPr>
+          <w:rFonts w:hint="eastAsia"/>
+        </w:rPr>
+        <w:t>三大核心原则（总体设计部打破纳什死锁的必要条件与配合刚性势垒的充分条件、综合集成研讨厅在受限图类上实现可计算性的充分条件，以及人机结合中人类元认知修宪的必要条件与做功算子张量积的充分条件），在受限结构下规避了</w:t>
+      </w:r>
+      <w:r>
+        <w:t xml:space="preserve"> Wolfram </w:t>
+      </w:r>
+      <w:r>
+        <w:rPr>
+          <w:rFonts w:hint="eastAsia"/>
+        </w:rPr>
+        <w:t>计算不可约性天堑。构建物理级“计划</w:t>
+      </w:r>
+      <w:r>
+        <w:rPr>
+          <w:rFonts w:hint="eastAsia"/>
+        </w:rPr>
+        <w:t>-</w:t>
+      </w:r>
+      <w:r>
+        <w:rPr>
+          <w:rFonts w:hint="eastAsia"/>
+        </w:rPr>
+        <w:t>执行</w:t>
+      </w:r>
+      <w:r>
+        <w:rPr>
+          <w:rFonts w:hint="eastAsia"/>
+        </w:rPr>
+        <w:t>-</w:t>
+      </w:r>
+      <w:r>
+        <w:rPr>
+          <w:rFonts w:hint="eastAsia"/>
+        </w:rPr>
+        <w:t>反馈”自愈闭环，是降低系统内部协同损耗、提升</w:t>
+      </w:r>
+      <w:r>
+        <w:t xml:space="preserve"> ROIC </w:t>
+      </w:r>
+      <w:r>
+        <w:rPr>
+          <w:rFonts w:hint="eastAsia"/>
+        </w:rPr>
+        <w:t>的有效路径。</w:t>
+      </w:r>
+    </w:p>
+    <w:p>
+      <w:r>
+        <w:pict w14:anchorId="55EEE1D1">
+          <v:rect id="_x0000_i1032" style="width:0;height:1.5pt" o:hralign="center" o:hrstd="t" o:hr="t"/>
+        </w:pict>
+      </w:r>
+    </w:p>
+    <w:p>
+      <w:pPr>
+        <w:pStyle w:val="2"/>
+      </w:pPr>
+      <w:bookmarkStart w:id="18" w:name="参考文献"/>
+      <w:bookmarkEnd w:id="17"/>
+      <w:r>
+        <w:rPr>
+          <w:rFonts w:hint="eastAsia"/>
+        </w:rPr>
+        <w:lastRenderedPageBreak/>
+        <w:t>参考文献</w:t>
       </w:r>
     </w:p>
     <w:p>
@@ -12428,25 +13073,85 @@
         <w:pStyle w:val="Compact"/>
         <w:numPr>
           <w:ilvl w:val="0"/>
-          <w:numId w:val="8"/>
+          <w:numId w:val="13"/>
         </w:numPr>
       </w:pPr>
       <w:r>
-        <w:t xml:space="preserve">Baron, R. M., &amp; Kenny, D. A. 1986. “The moderator–mediator variable distinction in social psychological research: Conceptual, strategic, and </w:t>
-      </w:r>
-      <w:r>
-        <w:lastRenderedPageBreak/>
-        <w:t xml:space="preserve">statistical considerations.” </w:t>
-      </w:r>
-      <w:r>
-        <w:rPr>
+        <w:rPr>
+          <w:rFonts w:hint="eastAsia"/>
+        </w:rPr>
+        <w:t>钱学森</w:t>
+      </w:r>
+      <w:r>
+        <w:rPr>
+          <w:rFonts w:hint="eastAsia"/>
+        </w:rPr>
+        <w:t>,</w:t>
+      </w:r>
+      <w:r>
+        <w:t xml:space="preserve"> </w:t>
+      </w:r>
+      <w:r>
+        <w:rPr>
+          <w:rFonts w:hint="eastAsia"/>
+        </w:rPr>
+        <w:t>于景元</w:t>
+      </w:r>
+      <w:r>
+        <w:rPr>
+          <w:rFonts w:hint="eastAsia"/>
+        </w:rPr>
+        <w:t>,</w:t>
+      </w:r>
+      <w:r>
+        <w:t xml:space="preserve"> </w:t>
+      </w:r>
+      <w:r>
+        <w:rPr>
+          <w:rFonts w:hint="eastAsia"/>
+        </w:rPr>
+        <w:t>戴汝为</w:t>
+      </w:r>
+      <w:r>
+        <w:rPr>
+          <w:rFonts w:hint="eastAsia"/>
+        </w:rPr>
+        <w:t>.</w:t>
+      </w:r>
+      <w:r>
+        <w:t xml:space="preserve"> 1990. </w:t>
+      </w:r>
+      <w:r>
+        <w:rPr>
+          <w:rFonts w:hint="eastAsia"/>
+        </w:rPr>
+        <w:t>“一个科学新领域——开放的复杂巨系统及其方法论</w:t>
+      </w:r>
+      <w:r>
+        <w:rPr>
+          <w:rFonts w:hint="eastAsia"/>
+        </w:rPr>
+        <w:t>.</w:t>
+      </w:r>
+      <w:r>
+        <w:rPr>
+          <w:rFonts w:hint="eastAsia"/>
+        </w:rPr>
+        <w:t>”</w:t>
+      </w:r>
+      <w:r>
+        <w:t xml:space="preserve"> </w:t>
+      </w:r>
+      <w:r>
+        <w:rPr>
+          <w:rFonts w:hint="eastAsia"/>
           <w:i/>
           <w:iCs/>
         </w:rPr>
-        <w:t>Journal of Personality and Social Psychology</w:t>
-      </w:r>
-      <w:r>
-        <w:t>, 51(6), pp. 1173-1182. DOI: 10.1037/0022-3514.51.6.1173</w:t>
+        <w:t>自然杂志</w:t>
+      </w:r>
+      <w:r>
+        <w:t>, 13(1), pp. 3-10.</w:t>
       </w:r>
     </w:p>
     <w:p>
@@ -12454,21 +13159,24 @@
         <w:pStyle w:val="Compact"/>
         <w:numPr>
           <w:ilvl w:val="0"/>
-          <w:numId w:val="8"/>
+          <w:numId w:val="13"/>
         </w:numPr>
       </w:pPr>
       <w:r>
-        <w:t xml:space="preserve">Brynjolfsson, E. 1993. “The productivity paradox of information technology.” </w:t>
+        <w:t xml:space="preserve">Meng, F. 2026. </w:t>
       </w:r>
       <w:r>
         <w:rPr>
           <w:i/>
           <w:iCs/>
         </w:rPr>
-        <w:t>Communications of the ACM</w:t>
-      </w:r>
-      <w:r>
-        <w:t>, 36(12), pp. 66-77. DOI: 10.1145/163298.163309</w:t>
+        <w:t>System and Complexity Science: Generation, Persistence, and Evolution of Order (Complete Monograph and Supporting Papers)</w:t>
+      </w:r>
+      <w:r>
+        <w:t xml:space="preserve"> </w:t>
+      </w:r>
+      <w:r>
+        <w:t>(Version 2.0). Zenodo. DOI: 10.5281/zenodo.22033928.</w:t>
       </w:r>
     </w:p>
     <w:p>
@@ -12476,21 +13184,21 @@
         <w:pStyle w:val="Compact"/>
         <w:numPr>
           <w:ilvl w:val="0"/>
-          <w:numId w:val="8"/>
+          <w:numId w:val="13"/>
         </w:numPr>
       </w:pPr>
       <w:r>
-        <w:t xml:space="preserve">Callaway, B., &amp; Sant’Anna, P. H. 2021. “Difference-in-differences with multiple time periods.” </w:t>
+        <w:t xml:space="preserve">Ashby, W. R. 1956. </w:t>
       </w:r>
       <w:r>
         <w:rPr>
           <w:i/>
           <w:iCs/>
         </w:rPr>
-        <w:t>Journal of Econometrics</w:t>
-      </w:r>
-      <w:r>
-        <w:t>, 225(2), pp. 200-230. DOI: 10.1016/j.jeconom.2020.12.001</w:t>
+        <w:t>An Introduction to Cybernetics</w:t>
+      </w:r>
+      <w:r>
+        <w:t>. London: Chapman &amp; Hall.</w:t>
       </w:r>
     </w:p>
     <w:p>
@@ -12498,21 +13206,21 @@
         <w:pStyle w:val="Compact"/>
         <w:numPr>
           <w:ilvl w:val="0"/>
-          <w:numId w:val="8"/>
+          <w:numId w:val="13"/>
         </w:numPr>
       </w:pPr>
       <w:r>
-        <w:t xml:space="preserve">Cao, L. 2014. “Non-IIDness learning in behavioral and social data.” </w:t>
+        <w:t xml:space="preserve">Brynjolfsson, E. 1993. “The productivity paradox of information technology.” </w:t>
       </w:r>
       <w:r>
         <w:rPr>
           <w:i/>
           <w:iCs/>
         </w:rPr>
-        <w:t>The Computer Journal</w:t>
-      </w:r>
-      <w:r>
-        <w:t>, 57(9), pp. 1358-1370. DOI: 10.1093/comjnl/bxt084</w:t>
+        <w:t>Communications of the ACM</w:t>
+      </w:r>
+      <w:r>
+        <w:t>, 36(12), pp. 66-77. DOI: 10.1145/163298.163309</w:t>
       </w:r>
     </w:p>
     <w:p>
@@ -12520,21 +13228,21 @@
         <w:pStyle w:val="Compact"/>
         <w:numPr>
           <w:ilvl w:val="0"/>
-          <w:numId w:val="8"/>
+          <w:numId w:val="13"/>
         </w:numPr>
       </w:pPr>
       <w:r>
-        <w:t xml:space="preserve">Cao, L. 2022. “Beyond i.i.d.: Non-IID thinking, informatics, and learning.” </w:t>
+        <w:t xml:space="preserve">Cao, L. 2014. “Non-IIDness learning in behavioral and social data.” </w:t>
       </w:r>
       <w:r>
         <w:rPr>
           <w:i/>
           <w:iCs/>
         </w:rPr>
-        <w:t>IEEE Intelligent Systems</w:t>
-      </w:r>
-      <w:r>
-        <w:t>, 37(4), pp. 5-17. DOI: 10.1109/MIS.2022.3194618</w:t>
+        <w:t>The Computer Journal</w:t>
+      </w:r>
+      <w:r>
+        <w:t>, 57(9), pp. 1358-1370. DOI: 10.1093/comjnl/bxt084</w:t>
       </w:r>
     </w:p>
     <w:p>
@@ -12542,21 +13250,21 @@
         <w:pStyle w:val="Compact"/>
         <w:numPr>
           <w:ilvl w:val="0"/>
-          <w:numId w:val="8"/>
+          <w:numId w:val="13"/>
         </w:numPr>
       </w:pPr>
       <w:r>
-        <w:t xml:space="preserve">Cengiz, D., Dube, A., Lindner, A., &amp; Zipperer, B. 2019. “The effect of minimum wages on low-wage jobs.” </w:t>
+        <w:t xml:space="preserve">Cao, L. 2022. “Beyond i.i.d.: Non-IID thinking, informatics, and learning.” </w:t>
       </w:r>
       <w:r>
         <w:rPr>
           <w:i/>
           <w:iCs/>
         </w:rPr>
-        <w:t>The Quarterly Journal of Economics</w:t>
-      </w:r>
-      <w:r>
-        <w:t>, 134(3), pp. 1405-1454. DOI: 10.1093/qje/qjz010</w:t>
+        <w:t>IEEE Intelligent Systems</w:t>
+      </w:r>
+      <w:r>
+        <w:t>, 37(4), pp. 5-17. DOI: 10.1109/MIS.2022.3194618</w:t>
       </w:r>
     </w:p>
     <w:p>
@@ -12564,21 +13272,21 @@
         <w:pStyle w:val="Compact"/>
         <w:numPr>
           <w:ilvl w:val="0"/>
-          <w:numId w:val="8"/>
+          <w:numId w:val="13"/>
         </w:numPr>
       </w:pPr>
       <w:r>
-        <w:t xml:space="preserve">Hevner, A. R., March, S. T., Park, J., &amp; Ram, S. 2004. “Design science in information systems research.” </w:t>
+        <w:t xml:space="preserve">Goodhart, C. A. E. 1984. </w:t>
       </w:r>
       <w:r>
         <w:rPr>
           <w:i/>
           <w:iCs/>
         </w:rPr>
-        <w:t>MIS Quarterly</w:t>
-      </w:r>
-      <w:r>
-        <w:t>, 28(1), pp. 75-105. DOI: 10.2307/25148625</w:t>
+        <w:t>Monetary Theory and Practice: The UK Experience</w:t>
+      </w:r>
+      <w:r>
+        <w:t>. London: Macmillan.</w:t>
       </w:r>
     </w:p>
     <w:p>
@@ -12586,7 +13294,7 @@
         <w:pStyle w:val="Compact"/>
         <w:numPr>
           <w:ilvl w:val="0"/>
-          <w:numId w:val="8"/>
+          <w:numId w:val="13"/>
         </w:numPr>
       </w:pPr>
       <w:r>
@@ -12608,7 +13316,7 @@
         <w:pStyle w:val="Compact"/>
         <w:numPr>
           <w:ilvl w:val="0"/>
-          <w:numId w:val="8"/>
+          <w:numId w:val="13"/>
         </w:numPr>
       </w:pPr>
       <w:r>
@@ -12630,7 +13338,7 @@
         <w:pStyle w:val="Compact"/>
         <w:numPr>
           <w:ilvl w:val="0"/>
-          <w:numId w:val="8"/>
+          <w:numId w:val="13"/>
         </w:numPr>
       </w:pPr>
       <w:r>
@@ -12647,7 +13355,7 @@
         <w:t>. Champaign, IL: Wolfram Media.</w:t>
       </w:r>
     </w:p>
-    <w:bookmarkEnd w:id="17"/>
+    <w:bookmarkEnd w:id="18"/>
     <w:bookmarkEnd w:id="0"/>
     <w:sectPr>
       <w:headerReference w:type="even" r:id="rId7"/>
@@ -12878,7 +13586,7 @@
   <w:abstractNum w:abstractNumId="0" w15:restartNumberingAfterBreak="0">
     <w:nsid w:val="0000A990"/>
     <w:multiLevelType w:val="multilevel"/>
-    <w:tmpl w:val="0406DAAC"/>
+    <w:tmpl w:val="A7A2A47A"/>
     <w:lvl w:ilvl="0">
       <w:numFmt w:val="bullet"/>
       <w:lvlText w:val=" "/>
@@ -12955,7 +13663,7 @@
   <w:abstractNum w:abstractNumId="1" w15:restartNumberingAfterBreak="0">
     <w:nsid w:val="0000A991"/>
     <w:multiLevelType w:val="multilevel"/>
-    <w:tmpl w:val="3934F850"/>
+    <w:tmpl w:val="3CAC07BE"/>
     <w:lvl w:ilvl="0">
       <w:numFmt w:val="bullet"/>
       <w:lvlText w:val=""/>
@@ -13059,7 +13767,7 @@
   <w:abstractNum w:abstractNumId="2" w15:restartNumberingAfterBreak="0">
     <w:nsid w:val="00A99411"/>
     <w:multiLevelType w:val="multilevel"/>
-    <w:tmpl w:val="5A1698B4"/>
+    <w:tmpl w:val="5E987DD4"/>
     <w:lvl w:ilvl="0">
       <w:start w:val="1"/>
       <w:numFmt w:val="decimal"/>
@@ -13142,16 +13850,13 @@
       </w:pPr>
     </w:lvl>
   </w:abstractNum>
-  <w:num w:numId="1" w16cid:durableId="705256122">
+  <w:num w:numId="1" w16cid:durableId="1416393646">
     <w:abstractNumId w:val="0"/>
   </w:num>
-  <w:num w:numId="2" w16cid:durableId="324361152">
+  <w:num w:numId="2" w16cid:durableId="1083720062">
     <w:abstractNumId w:val="1"/>
   </w:num>
-  <w:num w:numId="3" w16cid:durableId="1403406966">
-    <w:abstractNumId w:val="1"/>
-  </w:num>
-  <w:num w:numId="4" w16cid:durableId="1621253854">
+  <w:num w:numId="3" w16cid:durableId="374046278">
     <w:abstractNumId w:val="2"/>
     <w:lvlOverride w:ilvl="0">
       <w:startOverride w:val="1"/>
@@ -13181,13 +13886,10 @@
       <w:startOverride w:val="1"/>
     </w:lvlOverride>
   </w:num>
-  <w:num w:numId="5" w16cid:durableId="407848904">
+  <w:num w:numId="4" w16cid:durableId="52631100">
     <w:abstractNumId w:val="1"/>
   </w:num>
-  <w:num w:numId="6" w16cid:durableId="545801093">
-    <w:abstractNumId w:val="1"/>
-  </w:num>
-  <w:num w:numId="7" w16cid:durableId="1910378988">
+  <w:num w:numId="5" w16cid:durableId="1159879188">
     <w:abstractNumId w:val="2"/>
     <w:lvlOverride w:ilvl="0">
       <w:startOverride w:val="1"/>
@@ -13217,7 +13919,82 @@
       <w:startOverride w:val="1"/>
     </w:lvlOverride>
   </w:num>
-  <w:num w:numId="8" w16cid:durableId="809589122">
+  <w:num w:numId="6" w16cid:durableId="1113132668">
+    <w:abstractNumId w:val="1"/>
+  </w:num>
+  <w:num w:numId="7" w16cid:durableId="748618373">
+    <w:abstractNumId w:val="1"/>
+  </w:num>
+  <w:num w:numId="8" w16cid:durableId="1358510188">
+    <w:abstractNumId w:val="1"/>
+  </w:num>
+  <w:num w:numId="9" w16cid:durableId="1302029821">
+    <w:abstractNumId w:val="2"/>
+    <w:lvlOverride w:ilvl="0">
+      <w:startOverride w:val="1"/>
+    </w:lvlOverride>
+    <w:lvlOverride w:ilvl="1">
+      <w:startOverride w:val="1"/>
+    </w:lvlOverride>
+    <w:lvlOverride w:ilvl="2">
+      <w:startOverride w:val="1"/>
+    </w:lvlOverride>
+    <w:lvlOverride w:ilvl="3">
+      <w:startOverride w:val="1"/>
+    </w:lvlOverride>
+    <w:lvlOverride w:ilvl="4">
+      <w:startOverride w:val="1"/>
+    </w:lvlOverride>
+    <w:lvlOverride w:ilvl="5">
+      <w:startOverride w:val="1"/>
+    </w:lvlOverride>
+    <w:lvlOverride w:ilvl="6">
+      <w:startOverride w:val="1"/>
+    </w:lvlOverride>
+    <w:lvlOverride w:ilvl="7">
+      <w:startOverride w:val="1"/>
+    </w:lvlOverride>
+    <w:lvlOverride w:ilvl="8">
+      <w:startOverride w:val="1"/>
+    </w:lvlOverride>
+  </w:num>
+  <w:num w:numId="10" w16cid:durableId="889421221">
+    <w:abstractNumId w:val="2"/>
+    <w:lvlOverride w:ilvl="0">
+      <w:startOverride w:val="1"/>
+    </w:lvlOverride>
+    <w:lvlOverride w:ilvl="1">
+      <w:startOverride w:val="1"/>
+    </w:lvlOverride>
+    <w:lvlOverride w:ilvl="2">
+      <w:startOverride w:val="1"/>
+    </w:lvlOverride>
+    <w:lvlOverride w:ilvl="3">
+      <w:startOverride w:val="1"/>
+    </w:lvlOverride>
+    <w:lvlOverride w:ilvl="4">
+      <w:startOverride w:val="1"/>
+    </w:lvlOverride>
+    <w:lvlOverride w:ilvl="5">
+      <w:startOverride w:val="1"/>
+    </w:lvlOverride>
+    <w:lvlOverride w:ilvl="6">
+      <w:startOverride w:val="1"/>
+    </w:lvlOverride>
+    <w:lvlOverride w:ilvl="7">
+      <w:startOverride w:val="1"/>
+    </w:lvlOverride>
+    <w:lvlOverride w:ilvl="8">
+      <w:startOverride w:val="1"/>
+    </w:lvlOverride>
+  </w:num>
+  <w:num w:numId="11" w16cid:durableId="273942137">
+    <w:abstractNumId w:val="1"/>
+  </w:num>
+  <w:num w:numId="12" w16cid:durableId="1143540849">
+    <w:abstractNumId w:val="1"/>
+  </w:num>
+  <w:num w:numId="13" w16cid:durableId="1742823341">
     <w:abstractNumId w:val="1"/>
   </w:num>
 </w:numbering>
@@ -14453,7 +15230,7 @@
     <w:name w:val="header"/>
     <w:basedOn w:val="a"/>
     <w:link w:val="af1"/>
-    <w:rsid w:val="00E8776C"/>
+    <w:rsid w:val="00275C29"/>
     <w:pPr>
       <w:tabs>
         <w:tab w:val="center" w:pos="4153"/>
@@ -14471,7 +15248,7 @@
     <w:name w:val="页眉 字符"/>
     <w:basedOn w:val="a1"/>
     <w:link w:val="af0"/>
-    <w:rsid w:val="00E8776C"/>
+    <w:rsid w:val="00275C29"/>
     <w:rPr>
       <w:sz w:val="18"/>
       <w:szCs w:val="18"/>
@@ -14481,7 +15258,7 @@
     <w:name w:val="footer"/>
     <w:basedOn w:val="a"/>
     <w:link w:val="af3"/>
-    <w:rsid w:val="00E8776C"/>
+    <w:rsid w:val="00275C29"/>
     <w:pPr>
       <w:tabs>
         <w:tab w:val="center" w:pos="4153"/>
@@ -14498,7 +15275,7 @@
     <w:name w:val="页脚 字符"/>
     <w:basedOn w:val="a1"/>
     <w:link w:val="af2"/>
-    <w:rsid w:val="00E8776C"/>
+    <w:rsid w:val="00275C29"/>
     <w:rPr>
       <w:sz w:val="18"/>
       <w:szCs w:val="18"/>
@@ -14507,7 +15284,7 @@
   <w:style w:type="character" w:styleId="af4">
     <w:name w:val="page number"/>
     <w:basedOn w:val="a1"/>
-    <w:rsid w:val="00E8776C"/>
+    <w:rsid w:val="00275C29"/>
   </w:style>
 </w:styles>
 </file>
